--- a/06-学生侧材料/讲义/2026-06-23-铁钴镍铜锌.docx
+++ b/06-学生侧材料/讲义/2026-06-23-铁钴镍铜锌.docx
@@ -2,7 +2,7 @@
 <file path=word/document.xml><?xml version="1.0" encoding="utf-8"?>
 <w:document xmlns:w="http://schemas.openxmlformats.org/wordprocessingml/2006/main" xmlns:m="http://schemas.openxmlformats.org/officeDocument/2006/math" xmlns:r="http://schemas.openxmlformats.org/officeDocument/2006/relationships" xmlns:o="urn:schemas-microsoft-com:office:office" xmlns:v="urn:schemas-microsoft-com:vml" xmlns:w10="urn:schemas-microsoft-com:office:word" xmlns:a="http://schemas.openxmlformats.org/drawingml/2006/main" xmlns:pic="http://schemas.openxmlformats.org/drawingml/2006/picture" xmlns:wp="http://schemas.openxmlformats.org/drawingml/2006/wordprocessingDrawing">
   <w:body>
-    <w:bookmarkStart w:id="61" w:name="过渡金属二铁钴镍铜锌"/>
+    <w:bookmarkStart w:id="70" w:name="过渡金属二铁钴镍铜锌"/>
     <w:p>
       <w:pPr>
         <w:pStyle w:val="Heading1"/>
@@ -425,7 +425,7 @@
           <w:p>
             <w:pPr>
               <w:pStyle w:val="Compact"/>
-              <w:jc w:val="left"/>
+              <w:jc w:val="center"/>
             </w:pPr>
             <w:r>
               <w:rPr>
@@ -473,7 +473,7 @@
           <w:p>
             <w:pPr>
               <w:pStyle w:val="Compact"/>
-              <w:jc w:val="left"/>
+              <w:jc w:val="center"/>
             </w:pPr>
             <w:r>
               <w:rPr>
@@ -550,7 +550,7 @@
           <w:p>
             <w:pPr>
               <w:pStyle w:val="Compact"/>
-              <w:jc w:val="left"/>
+              <w:jc w:val="center"/>
             </w:pPr>
             <w:r>
               <w:rPr>
@@ -615,7 +615,7 @@
           <w:p>
             <w:pPr>
               <w:pStyle w:val="Compact"/>
-              <w:jc w:val="left"/>
+              <w:jc w:val="center"/>
             </w:pPr>
             <w:r>
               <w:rPr>
@@ -674,7 +674,7 @@
           <w:p>
             <w:pPr>
               <w:pStyle w:val="Compact"/>
-              <w:jc w:val="left"/>
+              <w:jc w:val="center"/>
             </w:pPr>
             <w:r>
               <w:rPr>
@@ -739,7 +739,7 @@
           <w:p>
             <w:pPr>
               <w:pStyle w:val="Compact"/>
-              <w:jc w:val="left"/>
+              <w:jc w:val="center"/>
             </w:pPr>
             <w:r>
               <w:rPr>
@@ -796,7 +796,7 @@
     </w:p>
     <w:bookmarkEnd w:id="11"/>
     <w:bookmarkEnd w:id="12"/>
-    <w:bookmarkStart w:id="19" w:name="一铁fe"/>
+    <w:bookmarkStart w:id="25" w:name="一铁fe"/>
     <w:p>
       <w:pPr>
         <w:pStyle w:val="Heading2"/>
@@ -920,7 +920,7 @@
           <w:p>
             <w:pPr>
               <w:pStyle w:val="Compact"/>
-              <w:jc w:val="left"/>
+              <w:jc w:val="center"/>
             </w:pPr>
             <w:r>
               <w:rPr>
@@ -975,7 +975,7 @@
           <w:p>
             <w:pPr>
               <w:pStyle w:val="Compact"/>
-              <w:jc w:val="left"/>
+              <w:jc w:val="center"/>
             </w:pPr>
             <w:r>
               <w:rPr>
@@ -993,7 +993,7 @@
           <w:p>
             <w:pPr>
               <w:pStyle w:val="Compact"/>
-              <w:jc w:val="left"/>
+              <w:jc w:val="center"/>
             </w:pPr>
             <w:r>
               <w:rPr>
@@ -1040,7 +1040,7 @@
           <w:p>
             <w:pPr>
               <w:pStyle w:val="Compact"/>
-              <w:jc w:val="left"/>
+              <w:jc w:val="center"/>
             </w:pPr>
             <w:r>
               <w:rPr>
@@ -1057,7 +1057,7 @@
           <w:p>
             <w:pPr>
               <w:pStyle w:val="Compact"/>
-              <w:jc w:val="left"/>
+              <w:jc w:val="center"/>
             </w:pPr>
             <w:r>
               <w:rPr>
@@ -1110,7 +1110,7 @@
           <w:p>
             <w:pPr>
               <w:pStyle w:val="Compact"/>
-              <w:jc w:val="left"/>
+              <w:jc w:val="center"/>
             </w:pPr>
             <w:r>
               <w:rPr>
@@ -1178,7 +1178,7 @@
       </w:r>
     </w:p>
     <w:bookmarkEnd w:id="14"/>
-    <w:bookmarkStart w:id="15" w:name="fe²fe³-的氧化还原"/>
+    <w:bookmarkStart w:id="18" w:name="fe²fe³-的氧化还原"/>
     <w:p>
       <w:pPr>
         <w:pStyle w:val="Heading3"/>
@@ -1477,8 +1477,288 @@
         <w:t xml:space="preserve">不可被氧化</w:t>
       </w:r>
     </w:p>
-    <w:bookmarkEnd w:id="15"/>
-    <w:bookmarkStart w:id="16" w:name="fe³-的特征鉴定scn-反应"/>
+    <w:p>
+      <w:pPr>
+        <w:pStyle w:val="FirstParagraph"/>
+        <w:jc w:val="center"/>
+      </w:pPr>
+      <w:r>
+        <w:rPr>
+          <w:b w:val="0"/>
+          <w:i w:val="0"/>
+          <w:sz w:val="21"/>
+        </w:rPr>
+        <w:drawing>
+          <wp:inline>
+            <wp:extent cx="4889500" cy="6146800"/>
+            <wp:effectExtent b="0" l="0" r="0" t="0"/>
+            <wp:docPr descr="Fe 的 Pourbaix 图" title="" id="16" name="Picture"/>
+            <a:graphic>
+              <a:graphicData uri="http://schemas.openxmlformats.org/drawingml/2006/picture">
+                <pic:pic>
+                  <pic:nvPicPr>
+                    <pic:cNvPr descr="media/fe-pourbaix-diagram.jpg" id="17" name="Picture"/>
+                    <pic:cNvPicPr>
+                      <a:picLocks noChangeArrowheads="1" noChangeAspect="1"/>
+                    </pic:cNvPicPr>
+                  </pic:nvPicPr>
+                  <pic:blipFill>
+                    <a:blip r:embed="rId15"/>
+                    <a:stretch>
+                      <a:fillRect/>
+                    </a:stretch>
+                  </pic:blipFill>
+                  <pic:spPr bwMode="auto">
+                    <a:xfrm>
+                      <a:off x="0" y="0"/>
+                      <a:ext cx="4889500" cy="6146800"/>
+                    </a:xfrm>
+                    <a:prstGeom prst="rect">
+                      <a:avLst/>
+                    </a:prstGeom>
+                    <a:noFill/>
+                    <a:ln w="9525">
+                      <a:noFill/>
+                      <a:headEnd/>
+                      <a:tailEnd/>
+                    </a:ln>
+                  </pic:spPr>
+                </pic:pic>
+              </a:graphicData>
+            </a:graphic>
+          </wp:inline>
+        </w:drawing>
+      </w:r>
+      <w:r>
+        <w:rPr>
+          <w:b w:val="0"/>
+          <w:i w:val="0"/>
+          <w:sz w:val="21"/>
+        </w:rPr>
+        <w:t xml:space="preserve"> </w:t>
+      </w:r>
+      <w:r>
+        <w:rPr>
+          <w:rFonts w:hint="eastAsia" w:eastAsia="FangSong" w:ascii="Times New Roman" w:hAnsi="Times New Roman"/>
+          <w:b w:val="0"/>
+          <w:i w:val="0"/>
+          <w:iCs/>
+          <w:sz w:val="21"/>
+        </w:rPr>
+        <w:t xml:space="preserve">图</w:t>
+      </w:r>
+      <w:r>
+        <w:rPr>
+          <w:b w:val="0"/>
+          <w:i w:val="0"/>
+          <w:iCs/>
+          <w:sz w:val="21"/>
+        </w:rPr>
+        <w:t xml:space="preserve"> Fe </w:t>
+      </w:r>
+      <w:r>
+        <w:rPr>
+          <w:rFonts w:hint="eastAsia" w:eastAsia="FangSong" w:ascii="Times New Roman" w:hAnsi="Times New Roman"/>
+          <w:b w:val="0"/>
+          <w:i w:val="0"/>
+          <w:iCs/>
+          <w:sz w:val="21"/>
+        </w:rPr>
+        <w:t xml:space="preserve">的</w:t>
+      </w:r>
+      <w:r>
+        <w:rPr>
+          <w:b w:val="0"/>
+          <w:i w:val="0"/>
+          <w:iCs/>
+          <w:sz w:val="21"/>
+        </w:rPr>
+        <w:t xml:space="preserve"> Pourbaix </w:t>
+      </w:r>
+      <w:r>
+        <w:rPr>
+          <w:rFonts w:hint="eastAsia" w:eastAsia="FangSong" w:ascii="Times New Roman" w:hAnsi="Times New Roman"/>
+          <w:b w:val="0"/>
+          <w:i w:val="0"/>
+          <w:iCs/>
+          <w:sz w:val="21"/>
+        </w:rPr>
+        <w:t xml:space="preserve">图（电势-pH</w:t>
+      </w:r>
+      <w:r>
+        <w:rPr>
+          <w:b w:val="0"/>
+          <w:i w:val="0"/>
+          <w:iCs/>
+          <w:sz w:val="21"/>
+        </w:rPr>
+        <w:t xml:space="preserve"> </w:t>
+      </w:r>
+      <w:r>
+        <w:rPr>
+          <w:rFonts w:hint="eastAsia" w:eastAsia="FangSong" w:ascii="Times New Roman" w:hAnsi="Times New Roman"/>
+          <w:b w:val="0"/>
+          <w:i w:val="0"/>
+          <w:iCs/>
+          <w:sz w:val="21"/>
+        </w:rPr>
+        <w:t xml:space="preserve">图）——展示了</w:t>
+      </w:r>
+      <w:r>
+        <w:rPr>
+          <w:b w:val="0"/>
+          <w:i w:val="0"/>
+          <w:iCs/>
+          <w:sz w:val="21"/>
+        </w:rPr>
+        <w:t xml:space="preserve"> Fe </w:t>
+      </w:r>
+      <w:r>
+        <w:rPr>
+          <w:rFonts w:hint="eastAsia" w:eastAsia="FangSong" w:ascii="Times New Roman" w:hAnsi="Times New Roman"/>
+          <w:b w:val="0"/>
+          <w:i w:val="0"/>
+          <w:iCs/>
+          <w:sz w:val="21"/>
+        </w:rPr>
+        <w:t xml:space="preserve">在不同</w:t>
+      </w:r>
+      <w:r>
+        <w:rPr>
+          <w:b w:val="0"/>
+          <w:i w:val="0"/>
+          <w:iCs/>
+          <w:sz w:val="21"/>
+        </w:rPr>
+        <w:t xml:space="preserve"> pH </w:t>
+      </w:r>
+      <w:r>
+        <w:rPr>
+          <w:rFonts w:hint="eastAsia" w:eastAsia="FangSong" w:ascii="Times New Roman" w:hAnsi="Times New Roman"/>
+          <w:b w:val="0"/>
+          <w:i w:val="0"/>
+          <w:iCs/>
+          <w:sz w:val="21"/>
+        </w:rPr>
+        <w:t xml:space="preserve">和电势下的稳定物种分布：低电势下</w:t>
+      </w:r>
+      <w:r>
+        <w:rPr>
+          <w:b w:val="0"/>
+          <w:i w:val="0"/>
+          <w:iCs/>
+          <w:sz w:val="21"/>
+        </w:rPr>
+        <w:t xml:space="preserve"> Fe </w:t>
+      </w:r>
+      <w:r>
+        <w:rPr>
+          <w:rFonts w:hint="eastAsia" w:eastAsia="FangSong" w:ascii="Times New Roman" w:hAnsi="Times New Roman"/>
+          <w:b w:val="0"/>
+          <w:i w:val="0"/>
+          <w:iCs/>
+          <w:sz w:val="21"/>
+        </w:rPr>
+        <w:t xml:space="preserve">单质稳定，中电势酸性区</w:t>
+      </w:r>
+      <w:r>
+        <w:rPr>
+          <w:b w:val="0"/>
+          <w:i w:val="0"/>
+          <w:iCs/>
+          <w:sz w:val="21"/>
+        </w:rPr>
+        <w:t xml:space="preserve"> Fe²⁺ </w:t>
+      </w:r>
+      <w:r>
+        <w:rPr>
+          <w:rFonts w:hint="eastAsia" w:eastAsia="FangSong" w:ascii="Times New Roman" w:hAnsi="Times New Roman"/>
+          <w:b w:val="0"/>
+          <w:i w:val="0"/>
+          <w:iCs/>
+          <w:sz w:val="21"/>
+        </w:rPr>
+        <w:t xml:space="preserve">稳定，高电势区</w:t>
+      </w:r>
+      <w:r>
+        <w:rPr>
+          <w:b w:val="0"/>
+          <w:i w:val="0"/>
+          <w:iCs/>
+          <w:sz w:val="21"/>
+        </w:rPr>
+        <w:t xml:space="preserve"> Fe³⁺/Fe₂O₃ </w:t>
+      </w:r>
+      <w:r>
+        <w:rPr>
+          <w:rFonts w:hint="eastAsia" w:eastAsia="FangSong" w:ascii="Times New Roman" w:hAnsi="Times New Roman"/>
+          <w:b w:val="0"/>
+          <w:i w:val="0"/>
+          <w:iCs/>
+          <w:sz w:val="21"/>
+        </w:rPr>
+        <w:t xml:space="preserve">稳定。Pourbaix</w:t>
+      </w:r>
+      <w:r>
+        <w:rPr>
+          <w:b w:val="0"/>
+          <w:i w:val="0"/>
+          <w:iCs/>
+          <w:sz w:val="21"/>
+        </w:rPr>
+        <w:t xml:space="preserve"> </w:t>
+      </w:r>
+      <w:r>
+        <w:rPr>
+          <w:rFonts w:hint="eastAsia" w:eastAsia="FangSong" w:ascii="Times New Roman" w:hAnsi="Times New Roman"/>
+          <w:b w:val="0"/>
+          <w:i w:val="0"/>
+          <w:iCs/>
+          <w:sz w:val="21"/>
+        </w:rPr>
+        <w:t xml:space="preserve">图是理解</w:t>
+      </w:r>
+      <w:r>
+        <w:rPr>
+          <w:b w:val="0"/>
+          <w:i w:val="0"/>
+          <w:iCs/>
+          <w:sz w:val="21"/>
+        </w:rPr>
+        <w:t xml:space="preserve"> Fe </w:t>
+      </w:r>
+      <w:r>
+        <w:rPr>
+          <w:rFonts w:hint="eastAsia" w:eastAsia="FangSong" w:ascii="Times New Roman" w:hAnsi="Times New Roman"/>
+          <w:b w:val="0"/>
+          <w:i w:val="0"/>
+          <w:iCs/>
+          <w:sz w:val="21"/>
+        </w:rPr>
+        <w:t xml:space="preserve">腐蚀与钝化行为的核心工具（Weller《无机化学》第6版</w:t>
+      </w:r>
+      <w:r>
+        <w:rPr>
+          <w:b w:val="0"/>
+          <w:i w:val="0"/>
+          <w:iCs/>
+          <w:sz w:val="21"/>
+        </w:rPr>
+        <w:t xml:space="preserve"> </w:t>
+      </w:r>
+      <w:r>
+        <w:rPr>
+          <w:rFonts w:hint="eastAsia" w:eastAsia="FangSong" w:ascii="Times New Roman" w:hAnsi="Times New Roman"/>
+          <w:b w:val="0"/>
+          <w:i w:val="0"/>
+          <w:iCs/>
+          <w:sz w:val="21"/>
+        </w:rPr>
+        <w:t xml:space="preserve">图21.x）</w:t>
+      </w:r>
+    </w:p>
+    <w:bookmarkEnd w:id="18"/>
+    <w:bookmarkStart w:id="19" w:name="fe³-的特征鉴定scn-反应"/>
     <w:p>
       <w:pPr>
         <w:pStyle w:val="Heading3"/>
@@ -1637,8 +1917,8 @@
         <w:t xml:space="preserve">的颜色干扰</w:t>
       </w:r>
     </w:p>
-    <w:bookmarkEnd w:id="16"/>
-    <w:bookmarkStart w:id="17" w:name="普鲁士蓝与滕氏蓝"/>
+    <w:bookmarkEnd w:id="19"/>
+    <w:bookmarkStart w:id="23" w:name="普鲁士蓝与滕氏蓝"/>
     <w:p>
       <w:pPr>
         <w:pStyle w:val="Heading3"/>
@@ -1672,7 +1952,7 @@
           <w:p>
             <w:pPr>
               <w:pStyle w:val="Compact"/>
-              <w:jc w:val="left"/>
+              <w:jc w:val="center"/>
             </w:pPr>
             <w:r>
               <w:rPr>
@@ -1688,7 +1968,7 @@
           <w:p>
             <w:pPr>
               <w:pStyle w:val="Compact"/>
-              <w:jc w:val="left"/>
+              <w:jc w:val="center"/>
             </w:pPr>
             <w:r>
               <w:rPr>
@@ -1706,7 +1986,7 @@
           <w:p>
             <w:pPr>
               <w:pStyle w:val="Compact"/>
-              <w:jc w:val="left"/>
+              <w:jc w:val="center"/>
             </w:pPr>
             <w:r>
               <w:rPr>
@@ -1721,7 +2001,7 @@
           <w:p>
             <w:pPr>
               <w:pStyle w:val="Compact"/>
-              <w:jc w:val="left"/>
+              <w:jc w:val="center"/>
             </w:pPr>
             <w:r>
               <w:rPr>
@@ -1746,7 +2026,7 @@
           <w:p>
             <w:pPr>
               <w:pStyle w:val="Compact"/>
-              <w:jc w:val="left"/>
+              <w:jc w:val="center"/>
             </w:pPr>
             <w:r>
               <w:rPr>
@@ -1761,7 +2041,7 @@
           <w:p>
             <w:pPr>
               <w:pStyle w:val="Compact"/>
-              <w:jc w:val="left"/>
+              <w:jc w:val="center"/>
             </w:pPr>
             <w:r>
               <w:rPr>
@@ -1955,8 +2235,307 @@
         <w:t xml:space="preserve"> KFe[Fe(CN)₆]</w:t>
       </w:r>
     </w:p>
-    <w:bookmarkEnd w:id="17"/>
-    <w:bookmarkStart w:id="18" w:name="铁的重要化合物"/>
+    <w:p>
+      <w:pPr>
+        <w:pStyle w:val="BodyText"/>
+        <w:jc w:val="center"/>
+      </w:pPr>
+      <w:r>
+        <w:rPr>
+          <w:b w:val="0"/>
+          <w:i w:val="0"/>
+          <w:sz w:val="21"/>
+        </w:rPr>
+        <w:drawing>
+          <wp:inline>
+            <wp:extent cx="5334000" cy="3415228"/>
+            <wp:effectExtent b="0" l="0" r="0" t="0"/>
+            <wp:docPr descr="普鲁士蓝的晶体结构" title="" id="21" name="Picture"/>
+            <a:graphic>
+              <a:graphicData uri="http://schemas.openxmlformats.org/drawingml/2006/picture">
+                <pic:pic>
+                  <pic:nvPicPr>
+                    <pic:cNvPr descr="media/prussian_blue_structure.jpg" id="22" name="Picture"/>
+                    <pic:cNvPicPr>
+                      <a:picLocks noChangeArrowheads="1" noChangeAspect="1"/>
+                    </pic:cNvPicPr>
+                  </pic:nvPicPr>
+                  <pic:blipFill>
+                    <a:blip r:embed="rId20"/>
+                    <a:stretch>
+                      <a:fillRect/>
+                    </a:stretch>
+                  </pic:blipFill>
+                  <pic:spPr bwMode="auto">
+                    <a:xfrm>
+                      <a:off x="0" y="0"/>
+                      <a:ext cx="5334000" cy="3415228"/>
+                    </a:xfrm>
+                    <a:prstGeom prst="rect">
+                      <a:avLst/>
+                    </a:prstGeom>
+                    <a:noFill/>
+                    <a:ln w="9525">
+                      <a:noFill/>
+                      <a:headEnd/>
+                      <a:tailEnd/>
+                    </a:ln>
+                  </pic:spPr>
+                </pic:pic>
+              </a:graphicData>
+            </a:graphic>
+          </wp:inline>
+        </w:drawing>
+      </w:r>
+      <w:r>
+        <w:rPr>
+          <w:b w:val="0"/>
+          <w:i w:val="0"/>
+          <w:sz w:val="21"/>
+        </w:rPr>
+        <w:t xml:space="preserve"> </w:t>
+      </w:r>
+      <w:r>
+        <w:rPr>
+          <w:rFonts w:hint="eastAsia" w:eastAsia="FangSong" w:ascii="Times New Roman" w:hAnsi="Times New Roman"/>
+          <w:b w:val="0"/>
+          <w:i w:val="0"/>
+          <w:iCs/>
+          <w:sz w:val="21"/>
+        </w:rPr>
+        <w:t xml:space="preserve">图</w:t>
+      </w:r>
+      <w:r>
+        <w:rPr>
+          <w:b w:val="0"/>
+          <w:i w:val="0"/>
+          <w:iCs/>
+          <w:sz w:val="21"/>
+        </w:rPr>
+        <w:t xml:space="preserve"> </w:t>
+      </w:r>
+      <w:r>
+        <w:rPr>
+          <w:rFonts w:hint="eastAsia" w:eastAsia="FangSong" w:ascii="Times New Roman" w:hAnsi="Times New Roman"/>
+          <w:b w:val="0"/>
+          <w:i w:val="0"/>
+          <w:iCs/>
+          <w:sz w:val="21"/>
+        </w:rPr>
+        <w:t xml:space="preserve">普鲁士蓝</w:t>
+      </w:r>
+      <w:r>
+        <w:rPr>
+          <w:b w:val="0"/>
+          <w:i w:val="0"/>
+          <w:iCs/>
+          <w:sz w:val="21"/>
+        </w:rPr>
+        <w:t xml:space="preserve"> KFe[Fe(CN)₆] </w:t>
+      </w:r>
+      <w:r>
+        <w:rPr>
+          <w:rFonts w:hint="eastAsia" w:eastAsia="FangSong" w:ascii="Times New Roman" w:hAnsi="Times New Roman"/>
+          <w:b w:val="0"/>
+          <w:i w:val="0"/>
+          <w:iCs/>
+          <w:sz w:val="21"/>
+        </w:rPr>
+        <w:t xml:space="preserve">的晶体结构——Fe²⁺</w:t>
+      </w:r>
+      <w:r>
+        <w:rPr>
+          <w:b w:val="0"/>
+          <w:i w:val="0"/>
+          <w:iCs/>
+          <w:sz w:val="21"/>
+        </w:rPr>
+        <w:t xml:space="preserve"> </w:t>
+      </w:r>
+      <w:r>
+        <w:rPr>
+          <w:rFonts w:hint="eastAsia" w:eastAsia="FangSong" w:ascii="Times New Roman" w:hAnsi="Times New Roman"/>
+          <w:b w:val="0"/>
+          <w:i w:val="0"/>
+          <w:iCs/>
+          <w:sz w:val="21"/>
+        </w:rPr>
+        <w:t xml:space="preserve">与</w:t>
+      </w:r>
+      <w:r>
+        <w:rPr>
+          <w:b w:val="0"/>
+          <w:i w:val="0"/>
+          <w:iCs/>
+          <w:sz w:val="21"/>
+        </w:rPr>
+        <w:t xml:space="preserve"> CN⁻ </w:t>
+      </w:r>
+      <w:r>
+        <w:rPr>
+          <w:rFonts w:hint="eastAsia" w:eastAsia="FangSong" w:ascii="Times New Roman" w:hAnsi="Times New Roman"/>
+          <w:b w:val="0"/>
+          <w:i w:val="0"/>
+          <w:iCs/>
+          <w:sz w:val="21"/>
+        </w:rPr>
+        <w:t xml:space="preserve">的</w:t>
+      </w:r>
+      <w:r>
+        <w:rPr>
+          <w:b w:val="0"/>
+          <w:i w:val="0"/>
+          <w:iCs/>
+          <w:sz w:val="21"/>
+        </w:rPr>
+        <w:t xml:space="preserve"> C </w:t>
+      </w:r>
+      <w:r>
+        <w:rPr>
+          <w:rFonts w:hint="eastAsia" w:eastAsia="FangSong" w:ascii="Times New Roman" w:hAnsi="Times New Roman"/>
+          <w:b w:val="0"/>
+          <w:i w:val="0"/>
+          <w:iCs/>
+          <w:sz w:val="21"/>
+        </w:rPr>
+        <w:t xml:space="preserve">端配位（低自旋，黄色），Fe³⁺</w:t>
+      </w:r>
+      <w:r>
+        <w:rPr>
+          <w:b w:val="0"/>
+          <w:i w:val="0"/>
+          <w:iCs/>
+          <w:sz w:val="21"/>
+        </w:rPr>
+        <w:t xml:space="preserve"> </w:t>
+      </w:r>
+      <w:r>
+        <w:rPr>
+          <w:rFonts w:hint="eastAsia" w:eastAsia="FangSong" w:ascii="Times New Roman" w:hAnsi="Times New Roman"/>
+          <w:b w:val="0"/>
+          <w:i w:val="0"/>
+          <w:iCs/>
+          <w:sz w:val="21"/>
+        </w:rPr>
+        <w:t xml:space="preserve">与</w:t>
+      </w:r>
+      <w:r>
+        <w:rPr>
+          <w:b w:val="0"/>
+          <w:i w:val="0"/>
+          <w:iCs/>
+          <w:sz w:val="21"/>
+        </w:rPr>
+        <w:t xml:space="preserve"> CN⁻ </w:t>
+      </w:r>
+      <w:r>
+        <w:rPr>
+          <w:rFonts w:hint="eastAsia" w:eastAsia="FangSong" w:ascii="Times New Roman" w:hAnsi="Times New Roman"/>
+          <w:b w:val="0"/>
+          <w:i w:val="0"/>
+          <w:iCs/>
+          <w:sz w:val="21"/>
+        </w:rPr>
+        <w:t xml:space="preserve">的</w:t>
+      </w:r>
+      <w:r>
+        <w:rPr>
+          <w:b w:val="0"/>
+          <w:i w:val="0"/>
+          <w:iCs/>
+          <w:sz w:val="21"/>
+        </w:rPr>
+        <w:t xml:space="preserve"> N </w:t>
+      </w:r>
+      <w:r>
+        <w:rPr>
+          <w:rFonts w:hint="eastAsia" w:eastAsia="FangSong" w:ascii="Times New Roman" w:hAnsi="Times New Roman"/>
+          <w:b w:val="0"/>
+          <w:i w:val="0"/>
+          <w:iCs/>
+          <w:sz w:val="21"/>
+        </w:rPr>
+        <w:t xml:space="preserve">端配位（高自旋，棕色），形成三维立方骨架。K⁺</w:t>
+      </w:r>
+      <w:r>
+        <w:rPr>
+          <w:b w:val="0"/>
+          <w:i w:val="0"/>
+          <w:iCs/>
+          <w:sz w:val="21"/>
+        </w:rPr>
+        <w:t xml:space="preserve"> </w:t>
+      </w:r>
+      <w:r>
+        <w:rPr>
+          <w:rFonts w:hint="eastAsia" w:eastAsia="FangSong" w:ascii="Times New Roman" w:hAnsi="Times New Roman"/>
+          <w:b w:val="0"/>
+          <w:i w:val="0"/>
+          <w:iCs/>
+          <w:sz w:val="21"/>
+        </w:rPr>
+        <w:t xml:space="preserve">位于骨架空隙中维持电荷平衡。该结构由</w:t>
+      </w:r>
+      <w:r>
+        <w:rPr>
+          <w:b w:val="0"/>
+          <w:i w:val="0"/>
+          <w:iCs/>
+          <w:sz w:val="21"/>
+        </w:rPr>
+        <w:t xml:space="preserve"> X </w:t>
+      </w:r>
+      <w:r>
+        <w:rPr>
+          <w:rFonts w:hint="eastAsia" w:eastAsia="FangSong" w:ascii="Times New Roman" w:hAnsi="Times New Roman"/>
+          <w:b w:val="0"/>
+          <w:i w:val="0"/>
+          <w:iCs/>
+          <w:sz w:val="21"/>
+        </w:rPr>
+        <w:t xml:space="preserve">射线衍射和</w:t>
+      </w:r>
+      <w:r>
+        <w:rPr>
+          <w:b w:val="0"/>
+          <w:i w:val="0"/>
+          <w:iCs/>
+          <w:sz w:val="21"/>
+        </w:rPr>
+        <w:t xml:space="preserve"> Mössbauer </w:t>
+      </w:r>
+      <w:r>
+        <w:rPr>
+          <w:rFonts w:hint="eastAsia" w:eastAsia="FangSong" w:ascii="Times New Roman" w:hAnsi="Times New Roman"/>
+          <w:b w:val="0"/>
+          <w:i w:val="0"/>
+          <w:iCs/>
+          <w:sz w:val="21"/>
+        </w:rPr>
+        <w:t xml:space="preserve">谱共同证实（普化原理第4版</w:t>
+      </w:r>
+      <w:r>
+        <w:rPr>
+          <w:b w:val="0"/>
+          <w:i w:val="0"/>
+          <w:iCs/>
+          <w:sz w:val="21"/>
+        </w:rPr>
+        <w:t xml:space="preserve"> </w:t>
+      </w:r>
+      <w:r>
+        <w:rPr>
+          <w:rFonts w:hint="eastAsia" w:eastAsia="FangSong" w:ascii="Times New Roman" w:hAnsi="Times New Roman"/>
+          <w:b w:val="0"/>
+          <w:i w:val="0"/>
+          <w:iCs/>
+          <w:sz w:val="21"/>
+        </w:rPr>
+        <w:t xml:space="preserve">图14.x）</w:t>
+      </w:r>
+    </w:p>
+    <w:bookmarkEnd w:id="23"/>
+    <w:bookmarkStart w:id="24" w:name="铁的重要化合物"/>
     <w:p>
       <w:pPr>
         <w:pStyle w:val="Heading3"/>
@@ -1991,7 +2570,7 @@
           <w:p>
             <w:pPr>
               <w:pStyle w:val="Compact"/>
-              <w:jc w:val="left"/>
+              <w:jc w:val="center"/>
             </w:pPr>
             <w:r>
               <w:rPr>
@@ -2023,7 +2602,7 @@
           <w:p>
             <w:pPr>
               <w:pStyle w:val="Compact"/>
-              <w:jc w:val="left"/>
+              <w:jc w:val="center"/>
             </w:pPr>
             <w:r>
               <w:rPr>
@@ -2041,7 +2620,7 @@
           <w:p>
             <w:pPr>
               <w:pStyle w:val="Compact"/>
-              <w:jc w:val="left"/>
+              <w:jc w:val="center"/>
             </w:pPr>
             <w:r>
               <w:rPr>
@@ -2071,7 +2650,7 @@
           <w:p>
             <w:pPr>
               <w:pStyle w:val="Compact"/>
-              <w:jc w:val="left"/>
+              <w:jc w:val="center"/>
             </w:pPr>
             <w:r>
               <w:rPr>
@@ -2088,7 +2667,7 @@
           <w:p>
             <w:pPr>
               <w:pStyle w:val="Compact"/>
-              <w:jc w:val="left"/>
+              <w:jc w:val="center"/>
             </w:pPr>
             <w:r>
               <w:rPr>
@@ -2118,7 +2697,7 @@
           <w:p>
             <w:pPr>
               <w:pStyle w:val="Compact"/>
-              <w:jc w:val="left"/>
+              <w:jc w:val="center"/>
             </w:pPr>
             <w:r>
               <w:rPr>
@@ -2141,7 +2720,7 @@
           <w:p>
             <w:pPr>
               <w:pStyle w:val="Compact"/>
-              <w:jc w:val="left"/>
+              <w:jc w:val="center"/>
             </w:pPr>
             <w:r>
               <w:rPr>
@@ -2171,7 +2750,7 @@
           <w:p>
             <w:pPr>
               <w:pStyle w:val="Compact"/>
-              <w:jc w:val="left"/>
+              <w:jc w:val="center"/>
             </w:pPr>
             <w:r>
               <w:rPr>
@@ -2188,7 +2767,7 @@
           <w:p>
             <w:pPr>
               <w:pStyle w:val="Compact"/>
-              <w:jc w:val="left"/>
+              <w:jc w:val="center"/>
             </w:pPr>
             <w:r>
               <w:rPr>
@@ -2218,7 +2797,7 @@
           <w:p>
             <w:pPr>
               <w:pStyle w:val="Compact"/>
-              <w:jc w:val="left"/>
+              <w:jc w:val="center"/>
             </w:pPr>
             <w:r>
               <w:rPr>
@@ -2235,7 +2814,7 @@
           <w:p>
             <w:pPr>
               <w:pStyle w:val="Compact"/>
-              <w:jc w:val="left"/>
+              <w:jc w:val="center"/>
             </w:pPr>
             <w:r>
               <w:rPr>
@@ -2265,7 +2844,7 @@
           <w:p>
             <w:pPr>
               <w:pStyle w:val="Compact"/>
-              <w:jc w:val="left"/>
+              <w:jc w:val="center"/>
             </w:pPr>
             <w:r>
               <w:rPr>
@@ -2282,7 +2861,7 @@
           <w:p>
             <w:pPr>
               <w:pStyle w:val="Compact"/>
-              <w:jc w:val="left"/>
+              <w:jc w:val="center"/>
             </w:pPr>
             <w:r>
               <w:rPr>
@@ -2312,7 +2891,7 @@
           <w:p>
             <w:pPr>
               <w:pStyle w:val="Compact"/>
-              <w:jc w:val="left"/>
+              <w:jc w:val="center"/>
             </w:pPr>
             <w:r>
               <w:rPr>
@@ -2335,7 +2914,7 @@
           <w:p>
             <w:pPr>
               <w:pStyle w:val="Compact"/>
-              <w:jc w:val="left"/>
+              <w:jc w:val="center"/>
             </w:pPr>
             <w:r>
               <w:rPr>
@@ -2365,7 +2944,7 @@
           <w:p>
             <w:pPr>
               <w:pStyle w:val="Compact"/>
-              <w:jc w:val="left"/>
+              <w:jc w:val="center"/>
             </w:pPr>
             <w:r>
               <w:rPr>
@@ -2390,9 +2969,9 @@
         </w:pict>
       </w:r>
     </w:p>
-    <w:bookmarkEnd w:id="18"/>
-    <w:bookmarkEnd w:id="19"/>
-    <w:bookmarkStart w:id="24" w:name="二钴co"/>
+    <w:bookmarkEnd w:id="24"/>
+    <w:bookmarkEnd w:id="25"/>
+    <w:bookmarkStart w:id="30" w:name="二钴co"/>
     <w:p>
       <w:pPr>
         <w:pStyle w:val="Heading2"/>
@@ -2404,7 +2983,7 @@
         <w:t xml:space="preserve">二、钴（Co）</w:t>
       </w:r>
     </w:p>
-    <w:bookmarkStart w:id="20" w:name="电子构型与常见氧化态-1"/>
+    <w:bookmarkStart w:id="26" w:name="电子构型与常见氧化态-1"/>
     <w:p>
       <w:pPr>
         <w:pStyle w:val="Heading3"/>
@@ -2470,8 +3049,8 @@
         <w:t xml:space="preserve"> = +1.92 V</w:t>
       </w:r>
     </w:p>
-    <w:bookmarkEnd w:id="20"/>
-    <w:bookmarkStart w:id="21" w:name="co²-的化学"/>
+    <w:bookmarkEnd w:id="26"/>
+    <w:bookmarkStart w:id="27" w:name="co²-的化学"/>
     <w:p>
       <w:pPr>
         <w:pStyle w:val="Heading3"/>
@@ -2651,8 +3230,8 @@
         <w:t xml:space="preserve">[Co(NH₃)₆]²⁺（土黄色，在空气中缓慢氧化）</w:t>
       </w:r>
     </w:p>
-    <w:bookmarkEnd w:id="21"/>
-    <w:bookmarkStart w:id="22" w:name="co³-的价态竞争竞赛核心"/>
+    <w:bookmarkEnd w:id="27"/>
+    <w:bookmarkStart w:id="28" w:name="co³-的价态竞争竞赛核心"/>
     <w:p>
       <w:pPr>
         <w:pStyle w:val="Heading3"/>
@@ -2886,7 +3465,7 @@
           <w:p>
             <w:pPr>
               <w:pStyle w:val="Compact"/>
-              <w:jc w:val="left"/>
+              <w:jc w:val="center"/>
             </w:pPr>
             <w:r>
               <w:rPr>
@@ -2936,7 +3515,7 @@
           <w:p>
             <w:pPr>
               <w:pStyle w:val="Compact"/>
-              <w:jc w:val="left"/>
+              <w:jc w:val="center"/>
             </w:pPr>
             <w:r>
               <w:rPr>
@@ -3001,7 +3580,7 @@
           <w:p>
             <w:pPr>
               <w:pStyle w:val="Compact"/>
-              <w:jc w:val="left"/>
+              <w:jc w:val="center"/>
             </w:pPr>
             <w:r>
               <w:rPr>
@@ -3083,8 +3662,8 @@
         <w:t xml:space="preserve">配合物”时，不要立即想到强氧化性——配合物环境可彻底改变价态稳定性。</w:t>
       </w:r>
     </w:p>
-    <w:bookmarkEnd w:id="22"/>
-    <w:bookmarkStart w:id="23" w:name="特征鉴定反应"/>
+    <w:bookmarkEnd w:id="28"/>
+    <w:bookmarkStart w:id="29" w:name="特征鉴定反应"/>
     <w:p>
       <w:pPr>
         <w:pStyle w:val="Heading3"/>
@@ -3168,9 +3747,9 @@
         </w:pict>
       </w:r>
     </w:p>
-    <w:bookmarkEnd w:id="23"/>
-    <w:bookmarkEnd w:id="24"/>
-    <w:bookmarkStart w:id="30" w:name="三镍ni"/>
+    <w:bookmarkEnd w:id="29"/>
+    <w:bookmarkEnd w:id="30"/>
+    <w:bookmarkStart w:id="36" w:name="三镍ni"/>
     <w:p>
       <w:pPr>
         <w:pStyle w:val="Heading2"/>
@@ -3182,7 +3761,7 @@
         <w:t xml:space="preserve">三、镍（Ni）</w:t>
       </w:r>
     </w:p>
-    <w:bookmarkStart w:id="25" w:name="电子构型与常见氧化态-2"/>
+    <w:bookmarkStart w:id="31" w:name="电子构型与常见氧化态-2"/>
     <w:p>
       <w:pPr>
         <w:pStyle w:val="Heading3"/>
@@ -3267,8 +3846,8 @@
         <w:t xml:space="preserve">NiOOH、NiO₂）</w:t>
       </w:r>
     </w:p>
-    <w:bookmarkEnd w:id="25"/>
-    <w:bookmarkStart w:id="26" w:name="ni²-的化学"/>
+    <w:bookmarkEnd w:id="31"/>
+    <w:bookmarkStart w:id="32" w:name="ni²-的化学"/>
     <w:p>
       <w:pPr>
         <w:pStyle w:val="Heading3"/>
@@ -3367,7 +3946,7 @@
           <w:p>
             <w:pPr>
               <w:pStyle w:val="Compact"/>
-              <w:jc w:val="left"/>
+              <w:jc w:val="center"/>
             </w:pPr>
             <w:r>
               <w:rPr>
@@ -3433,7 +4012,7 @@
           <w:p>
             <w:pPr>
               <w:pStyle w:val="Compact"/>
-              <w:jc w:val="left"/>
+              <w:jc w:val="center"/>
             </w:pPr>
             <w:r>
               <w:rPr>
@@ -3495,7 +4074,7 @@
           <w:p>
             <w:pPr>
               <w:pStyle w:val="Compact"/>
-              <w:jc w:val="left"/>
+              <w:jc w:val="center"/>
             </w:pPr>
             <w:r>
               <w:rPr>
@@ -3557,7 +4136,7 @@
           <w:p>
             <w:pPr>
               <w:pStyle w:val="Compact"/>
-              <w:jc w:val="left"/>
+              <w:jc w:val="center"/>
             </w:pPr>
             <w:r>
               <w:rPr>
@@ -3629,7 +4208,7 @@
           <w:p>
             <w:pPr>
               <w:pStyle w:val="Compact"/>
-              <w:jc w:val="left"/>
+              <w:jc w:val="center"/>
             </w:pPr>
             <w:r>
               <w:rPr>
@@ -3752,8 +4331,8 @@
         <w:t xml:space="preserve">四面体、顺磁性。</w:t>
       </w:r>
     </w:p>
-    <w:bookmarkEnd w:id="26"/>
-    <w:bookmarkStart w:id="27" w:name="镍的特征鉴定丁二酮肟反应"/>
+    <w:bookmarkEnd w:id="32"/>
+    <w:bookmarkStart w:id="33" w:name="镍的特征鉴定丁二酮肟反应"/>
     <w:p>
       <w:pPr>
         <w:pStyle w:val="Heading3"/>
@@ -3853,8 +4432,8 @@
         <w:t xml:space="preserve">，是镍最特征性的鉴定反应</w:t>
       </w:r>
     </w:p>
-    <w:bookmarkEnd w:id="27"/>
-    <w:bookmarkStart w:id="28" w:name="镍的羰基化合物"/>
+    <w:bookmarkEnd w:id="33"/>
+    <w:bookmarkStart w:id="34" w:name="镍的羰基化合物"/>
     <w:p>
       <w:pPr>
         <w:pStyle w:val="Heading3"/>
@@ -3917,8 +4496,8 @@
         <w:t xml:space="preserve">Ni(CO)₄（蒙德法提纯镍）</w:t>
       </w:r>
     </w:p>
-    <w:bookmarkEnd w:id="28"/>
-    <w:bookmarkStart w:id="29" w:name="co-与-ni-的氢氧化物对比"/>
+    <w:bookmarkEnd w:id="34"/>
+    <w:bookmarkStart w:id="35" w:name="co-与-ni-的氢氧化物对比"/>
     <w:p>
       <w:pPr>
         <w:pStyle w:val="Heading3"/>
@@ -3964,7 +4543,7 @@
           <w:p>
             <w:pPr>
               <w:pStyle w:val="Compact"/>
-              <w:jc w:val="left"/>
+              <w:jc w:val="center"/>
             </w:pPr>
             <w:r>
               <w:rPr>
@@ -4030,7 +4609,7 @@
           <w:p>
             <w:pPr>
               <w:pStyle w:val="Compact"/>
-              <w:jc w:val="left"/>
+              <w:jc w:val="center"/>
             </w:pPr>
             <w:r>
               <w:rPr>
@@ -4100,7 +4679,7 @@
           <w:p>
             <w:pPr>
               <w:pStyle w:val="Compact"/>
-              <w:jc w:val="left"/>
+              <w:jc w:val="center"/>
             </w:pPr>
             <w:r>
               <w:rPr>
@@ -4179,9 +4758,9 @@
         </w:pict>
       </w:r>
     </w:p>
-    <w:bookmarkEnd w:id="29"/>
-    <w:bookmarkEnd w:id="30"/>
-    <w:bookmarkStart w:id="39" w:name="四铜cu"/>
+    <w:bookmarkEnd w:id="35"/>
+    <w:bookmarkEnd w:id="36"/>
+    <w:bookmarkStart w:id="48" w:name="四铜cu"/>
     <w:p>
       <w:pPr>
         <w:pStyle w:val="Heading2"/>
@@ -4193,7 +4772,7 @@
         <w:t xml:space="preserve">四、铜（Cu）</w:t>
       </w:r>
     </w:p>
-    <w:bookmarkStart w:id="31" w:name="电子构型与常见氧化态-3"/>
+    <w:bookmarkStart w:id="37" w:name="电子构型与常见氧化态-3"/>
     <w:p>
       <w:pPr>
         <w:pStyle w:val="Heading3"/>
@@ -4295,8 +4874,8 @@
         <w:t xml:space="preserve">畸变</w:t>
       </w:r>
     </w:p>
-    <w:bookmarkEnd w:id="31"/>
-    <w:bookmarkStart w:id="32" w:name="cu-的歧化-最核心考点"/>
+    <w:bookmarkEnd w:id="37"/>
+    <w:bookmarkStart w:id="38" w:name="cu-的歧化-最核心考点"/>
     <w:p>
       <w:pPr>
         <w:pStyle w:val="Heading3"/>
@@ -4576,8 +5155,8 @@
         <w:t xml:space="preserve">稳”</w:t>
       </w:r>
     </w:p>
-    <w:bookmarkEnd w:id="32"/>
-    <w:bookmarkStart w:id="33" w:name="cu-的稳定化策略"/>
+    <w:bookmarkEnd w:id="38"/>
+    <w:bookmarkStart w:id="42" w:name="cu-的稳定化策略"/>
     <w:p>
       <w:pPr>
         <w:pStyle w:val="Heading3"/>
@@ -4641,7 +5220,7 @@
           <w:p>
             <w:pPr>
               <w:pStyle w:val="Compact"/>
-              <w:jc w:val="left"/>
+              <w:jc w:val="center"/>
             </w:pPr>
             <w:r>
               <w:rPr>
@@ -4657,7 +5236,7 @@
           <w:p>
             <w:pPr>
               <w:pStyle w:val="Compact"/>
-              <w:jc w:val="left"/>
+              <w:jc w:val="center"/>
             </w:pPr>
             <w:r>
               <w:rPr>
@@ -4673,7 +5252,7 @@
           <w:p>
             <w:pPr>
               <w:pStyle w:val="Compact"/>
-              <w:jc w:val="left"/>
+              <w:jc w:val="center"/>
             </w:pPr>
             <w:r>
               <w:rPr>
@@ -4691,7 +5270,7 @@
           <w:p>
             <w:pPr>
               <w:pStyle w:val="Compact"/>
-              <w:jc w:val="left"/>
+              <w:jc w:val="center"/>
             </w:pPr>
             <w:r>
               <w:rPr>
@@ -4708,7 +5287,7 @@
           <w:p>
             <w:pPr>
               <w:pStyle w:val="Compact"/>
-              <w:jc w:val="left"/>
+              <w:jc w:val="center"/>
             </w:pPr>
             <w:r>
               <w:rPr>
@@ -4735,7 +5314,7 @@
           <w:p>
             <w:pPr>
               <w:pStyle w:val="Compact"/>
-              <w:jc w:val="left"/>
+              <w:jc w:val="center"/>
             </w:pPr>
             <w:r>
               <w:rPr>
@@ -4752,7 +5331,7 @@
           <w:p>
             <w:pPr>
               <w:pStyle w:val="Compact"/>
-              <w:jc w:val="left"/>
+              <w:jc w:val="center"/>
             </w:pPr>
             <w:r>
               <w:rPr>
@@ -4769,7 +5348,7 @@
           <w:p>
             <w:pPr>
               <w:pStyle w:val="Compact"/>
-              <w:jc w:val="left"/>
+              <w:jc w:val="center"/>
             </w:pPr>
             <w:r>
               <w:rPr>
@@ -4796,7 +5375,7 @@
           <w:p>
             <w:pPr>
               <w:pStyle w:val="Compact"/>
-              <w:jc w:val="left"/>
+              <w:jc w:val="center"/>
             </w:pPr>
             <w:r>
               <w:rPr>
@@ -4813,7 +5392,7 @@
           <w:p>
             <w:pPr>
               <w:pStyle w:val="Compact"/>
-              <w:jc w:val="left"/>
+              <w:jc w:val="center"/>
             </w:pPr>
             <w:r>
               <w:rPr>
@@ -4830,7 +5409,7 @@
           <w:p>
             <w:pPr>
               <w:pStyle w:val="Compact"/>
-              <w:jc w:val="left"/>
+              <w:jc w:val="center"/>
             </w:pPr>
             <w:r>
               <w:rPr>
@@ -4845,7 +5424,7 @@
           <w:p>
             <w:pPr>
               <w:pStyle w:val="Compact"/>
-              <w:jc w:val="left"/>
+              <w:jc w:val="center"/>
             </w:pPr>
             <w:r>
               <w:rPr>
@@ -4860,6 +5439,305 @@
     <w:p>
       <w:pPr>
         <w:pStyle w:val="BodyText"/>
+        <w:jc w:val="center"/>
+      </w:pPr>
+      <w:r>
+        <w:rPr>
+          <w:b w:val="0"/>
+          <w:i w:val="0"/>
+          <w:sz w:val="21"/>
+        </w:rPr>
+        <w:drawing>
+          <wp:inline>
+            <wp:extent cx="4102100" cy="3848100"/>
+            <wp:effectExtent b="0" l="0" r="0" t="0"/>
+            <wp:docPr descr="Cu₂O 晶体结构" title="" id="40" name="Picture"/>
+            <a:graphic>
+              <a:graphicData uri="http://schemas.openxmlformats.org/drawingml/2006/picture">
+                <pic:pic>
+                  <pic:nvPicPr>
+                    <pic:cNvPr descr="media/cu2o-crystal-structure.jpg" id="41" name="Picture"/>
+                    <pic:cNvPicPr>
+                      <a:picLocks noChangeArrowheads="1" noChangeAspect="1"/>
+                    </pic:cNvPicPr>
+                  </pic:nvPicPr>
+                  <pic:blipFill>
+                    <a:blip r:embed="rId39"/>
+                    <a:stretch>
+                      <a:fillRect/>
+                    </a:stretch>
+                  </pic:blipFill>
+                  <pic:spPr bwMode="auto">
+                    <a:xfrm>
+                      <a:off x="0" y="0"/>
+                      <a:ext cx="4102100" cy="3848100"/>
+                    </a:xfrm>
+                    <a:prstGeom prst="rect">
+                      <a:avLst/>
+                    </a:prstGeom>
+                    <a:noFill/>
+                    <a:ln w="9525">
+                      <a:noFill/>
+                      <a:headEnd/>
+                      <a:tailEnd/>
+                    </a:ln>
+                  </pic:spPr>
+                </pic:pic>
+              </a:graphicData>
+            </a:graphic>
+          </wp:inline>
+        </w:drawing>
+      </w:r>
+      <w:r>
+        <w:rPr>
+          <w:b w:val="0"/>
+          <w:i w:val="0"/>
+          <w:sz w:val="21"/>
+        </w:rPr>
+        <w:t xml:space="preserve"> </w:t>
+      </w:r>
+      <w:r>
+        <w:rPr>
+          <w:rFonts w:hint="eastAsia" w:eastAsia="FangSong" w:ascii="Times New Roman" w:hAnsi="Times New Roman"/>
+          <w:b w:val="0"/>
+          <w:i w:val="0"/>
+          <w:iCs/>
+          <w:sz w:val="21"/>
+        </w:rPr>
+        <w:t xml:space="preserve">图</w:t>
+      </w:r>
+      <w:r>
+        <w:rPr>
+          <w:b w:val="0"/>
+          <w:i w:val="0"/>
+          <w:iCs/>
+          <w:sz w:val="21"/>
+        </w:rPr>
+        <w:t xml:space="preserve"> Cu₂O </w:t>
+      </w:r>
+      <w:r>
+        <w:rPr>
+          <w:rFonts w:hint="eastAsia" w:eastAsia="FangSong" w:ascii="Times New Roman" w:hAnsi="Times New Roman"/>
+          <w:b w:val="0"/>
+          <w:i w:val="0"/>
+          <w:iCs/>
+          <w:sz w:val="21"/>
+        </w:rPr>
+        <w:t xml:space="preserve">的晶体结构——赤铜矿型结构，O²⁻</w:t>
+      </w:r>
+      <w:r>
+        <w:rPr>
+          <w:b w:val="0"/>
+          <w:i w:val="0"/>
+          <w:iCs/>
+          <w:sz w:val="21"/>
+        </w:rPr>
+        <w:t xml:space="preserve"> </w:t>
+      </w:r>
+      <w:r>
+        <w:rPr>
+          <w:rFonts w:hint="eastAsia" w:eastAsia="FangSong" w:ascii="Times New Roman" w:hAnsi="Times New Roman"/>
+          <w:b w:val="0"/>
+          <w:i w:val="0"/>
+          <w:iCs/>
+          <w:sz w:val="21"/>
+        </w:rPr>
+        <w:t xml:space="preserve">位于体心立方位置，Cu⁺</w:t>
+      </w:r>
+      <w:r>
+        <w:rPr>
+          <w:b w:val="0"/>
+          <w:i w:val="0"/>
+          <w:iCs/>
+          <w:sz w:val="21"/>
+        </w:rPr>
+        <w:t xml:space="preserve"> </w:t>
+      </w:r>
+      <w:r>
+        <w:rPr>
+          <w:rFonts w:hint="eastAsia" w:eastAsia="FangSong" w:ascii="Times New Roman" w:hAnsi="Times New Roman"/>
+          <w:b w:val="0"/>
+          <w:i w:val="0"/>
+          <w:iCs/>
+          <w:sz w:val="21"/>
+        </w:rPr>
+        <w:t xml:space="preserve">位于四面体空隙中（每个</w:t>
+      </w:r>
+      <w:r>
+        <w:rPr>
+          <w:b w:val="0"/>
+          <w:i w:val="0"/>
+          <w:iCs/>
+          <w:sz w:val="21"/>
+        </w:rPr>
+        <w:t xml:space="preserve"> Cu⁺ </w:t>
+      </w:r>
+      <w:r>
+        <w:rPr>
+          <w:rFonts w:hint="eastAsia" w:eastAsia="FangSong" w:ascii="Times New Roman" w:hAnsi="Times New Roman"/>
+          <w:b w:val="0"/>
+          <w:i w:val="0"/>
+          <w:iCs/>
+          <w:sz w:val="21"/>
+        </w:rPr>
+        <w:t xml:space="preserve">与</w:t>
+      </w:r>
+      <w:r>
+        <w:rPr>
+          <w:b w:val="0"/>
+          <w:i w:val="0"/>
+          <w:iCs/>
+          <w:sz w:val="21"/>
+        </w:rPr>
+        <w:t xml:space="preserve"> 2 </w:t>
+      </w:r>
+      <w:r>
+        <w:rPr>
+          <w:rFonts w:hint="eastAsia" w:eastAsia="FangSong" w:ascii="Times New Roman" w:hAnsi="Times New Roman"/>
+          <w:b w:val="0"/>
+          <w:i w:val="0"/>
+          <w:iCs/>
+          <w:sz w:val="21"/>
+        </w:rPr>
+        <w:t xml:space="preserve">个</w:t>
+      </w:r>
+      <w:r>
+        <w:rPr>
+          <w:b w:val="0"/>
+          <w:i w:val="0"/>
+          <w:iCs/>
+          <w:sz w:val="21"/>
+        </w:rPr>
+        <w:t xml:space="preserve"> O²⁻ </w:t>
+      </w:r>
+      <w:r>
+        <w:rPr>
+          <w:rFonts w:hint="eastAsia" w:eastAsia="FangSong" w:ascii="Times New Roman" w:hAnsi="Times New Roman"/>
+          <w:b w:val="0"/>
+          <w:i w:val="0"/>
+          <w:iCs/>
+          <w:sz w:val="21"/>
+        </w:rPr>
+        <w:t xml:space="preserve">直线配位，每个</w:t>
+      </w:r>
+      <w:r>
+        <w:rPr>
+          <w:b w:val="0"/>
+          <w:i w:val="0"/>
+          <w:iCs/>
+          <w:sz w:val="21"/>
+        </w:rPr>
+        <w:t xml:space="preserve"> O²⁻ </w:t>
+      </w:r>
+      <w:r>
+        <w:rPr>
+          <w:rFonts w:hint="eastAsia" w:eastAsia="FangSong" w:ascii="Times New Roman" w:hAnsi="Times New Roman"/>
+          <w:b w:val="0"/>
+          <w:i w:val="0"/>
+          <w:iCs/>
+          <w:sz w:val="21"/>
+        </w:rPr>
+        <w:t xml:space="preserve">与</w:t>
+      </w:r>
+      <w:r>
+        <w:rPr>
+          <w:b w:val="0"/>
+          <w:i w:val="0"/>
+          <w:iCs/>
+          <w:sz w:val="21"/>
+        </w:rPr>
+        <w:t xml:space="preserve"> 4 </w:t>
+      </w:r>
+      <w:r>
+        <w:rPr>
+          <w:rFonts w:hint="eastAsia" w:eastAsia="FangSong" w:ascii="Times New Roman" w:hAnsi="Times New Roman"/>
+          <w:b w:val="0"/>
+          <w:i w:val="0"/>
+          <w:iCs/>
+          <w:sz w:val="21"/>
+        </w:rPr>
+        <w:t xml:space="preserve">个</w:t>
+      </w:r>
+      <w:r>
+        <w:rPr>
+          <w:b w:val="0"/>
+          <w:i w:val="0"/>
+          <w:iCs/>
+          <w:sz w:val="21"/>
+        </w:rPr>
+        <w:t xml:space="preserve"> Cu⁺ </w:t>
+      </w:r>
+      <w:r>
+        <w:rPr>
+          <w:rFonts w:hint="eastAsia" w:eastAsia="FangSong" w:ascii="Times New Roman" w:hAnsi="Times New Roman"/>
+          <w:b w:val="0"/>
+          <w:i w:val="0"/>
+          <w:iCs/>
+          <w:sz w:val="21"/>
+        </w:rPr>
+        <w:t xml:space="preserve">配位）。Cu₂O</w:t>
+      </w:r>
+      <w:r>
+        <w:rPr>
+          <w:b w:val="0"/>
+          <w:i w:val="0"/>
+          <w:iCs/>
+          <w:sz w:val="21"/>
+        </w:rPr>
+        <w:t xml:space="preserve"> </w:t>
+      </w:r>
+      <w:r>
+        <w:rPr>
+          <w:rFonts w:hint="eastAsia" w:eastAsia="FangSong" w:ascii="Times New Roman" w:hAnsi="Times New Roman"/>
+          <w:b w:val="0"/>
+          <w:i w:val="0"/>
+          <w:iCs/>
+          <w:sz w:val="21"/>
+        </w:rPr>
+        <w:t xml:space="preserve">为红色固体，是</w:t>
+      </w:r>
+      <w:r>
+        <w:rPr>
+          <w:b w:val="0"/>
+          <w:i w:val="0"/>
+          <w:iCs/>
+          <w:sz w:val="21"/>
+        </w:rPr>
+        <w:t xml:space="preserve"> Cu(I) </w:t>
+      </w:r>
+      <w:r>
+        <w:rPr>
+          <w:rFonts w:hint="eastAsia" w:eastAsia="FangSong" w:ascii="Times New Roman" w:hAnsi="Times New Roman"/>
+          <w:b w:val="0"/>
+          <w:i w:val="0"/>
+          <w:iCs/>
+          <w:sz w:val="21"/>
+        </w:rPr>
+        <w:t xml:space="preserve">在固态中的稳定存在形式（Weller《无机化学》第6版</w:t>
+      </w:r>
+      <w:r>
+        <w:rPr>
+          <w:b w:val="0"/>
+          <w:i w:val="0"/>
+          <w:iCs/>
+          <w:sz w:val="21"/>
+        </w:rPr>
+        <w:t xml:space="preserve"> </w:t>
+      </w:r>
+      <w:r>
+        <w:rPr>
+          <w:rFonts w:hint="eastAsia" w:eastAsia="FangSong" w:ascii="Times New Roman" w:hAnsi="Times New Roman"/>
+          <w:b w:val="0"/>
+          <w:i w:val="0"/>
+          <w:iCs/>
+          <w:sz w:val="21"/>
+        </w:rPr>
+        <w:t xml:space="preserve">图23.x）</w:t>
+      </w:r>
+    </w:p>
+    <w:p>
+      <w:pPr>
+        <w:pStyle w:val="BodyText"/>
       </w:pPr>
       <w:r>
         <w:rPr>
@@ -4925,8 +5803,8 @@
         <w:t xml:space="preserve"> + Cl⁻ + CuCl₂</w:t>
       </w:r>
     </w:p>
-    <w:bookmarkEnd w:id="33"/>
-    <w:bookmarkStart w:id="34" w:name="cu²-的化学"/>
+    <w:bookmarkEnd w:id="42"/>
+    <w:bookmarkStart w:id="43" w:name="cu²-的化学"/>
     <w:p>
       <w:pPr>
         <w:pStyle w:val="Heading3"/>
@@ -5034,7 +5912,7 @@
           <w:p>
             <w:pPr>
               <w:pStyle w:val="Compact"/>
-              <w:jc w:val="left"/>
+              <w:jc w:val="center"/>
             </w:pPr>
             <w:r>
               <w:rPr>
@@ -5050,7 +5928,7 @@
           <w:p>
             <w:pPr>
               <w:pStyle w:val="Compact"/>
-              <w:jc w:val="left"/>
+              <w:jc w:val="center"/>
             </w:pPr>
             <w:r>
               <w:rPr>
@@ -5084,7 +5962,7 @@
           <w:p>
             <w:pPr>
               <w:pStyle w:val="Compact"/>
-              <w:jc w:val="left"/>
+              <w:jc w:val="center"/>
             </w:pPr>
             <w:r>
               <w:rPr>
@@ -5099,7 +5977,7 @@
           <w:p>
             <w:pPr>
               <w:pStyle w:val="Compact"/>
-              <w:jc w:val="left"/>
+              <w:jc w:val="center"/>
             </w:pPr>
             <w:r>
               <w:rPr>
@@ -5133,7 +6011,7 @@
           <w:p>
             <w:pPr>
               <w:pStyle w:val="Compact"/>
-              <w:jc w:val="left"/>
+              <w:jc w:val="center"/>
             </w:pPr>
             <w:r>
               <w:rPr>
@@ -5148,7 +6026,7 @@
           <w:p>
             <w:pPr>
               <w:pStyle w:val="Compact"/>
-              <w:jc w:val="left"/>
+              <w:jc w:val="center"/>
             </w:pPr>
             <w:r>
               <w:rPr>
@@ -5188,7 +6066,7 @@
           <w:p>
             <w:pPr>
               <w:pStyle w:val="Compact"/>
-              <w:jc w:val="left"/>
+              <w:jc w:val="center"/>
             </w:pPr>
             <w:r>
               <w:rPr>
@@ -5203,7 +6081,7 @@
           <w:p>
             <w:pPr>
               <w:pStyle w:val="Compact"/>
-              <w:jc w:val="left"/>
+              <w:jc w:val="center"/>
             </w:pPr>
             <w:r>
               <w:rPr>
@@ -5237,7 +6115,7 @@
           <w:p>
             <w:pPr>
               <w:pStyle w:val="Compact"/>
-              <w:jc w:val="left"/>
+              <w:jc w:val="center"/>
             </w:pPr>
             <w:r>
               <w:rPr>
@@ -5252,7 +6130,7 @@
           <w:p>
             <w:pPr>
               <w:pStyle w:val="Compact"/>
-              <w:jc w:val="left"/>
+              <w:jc w:val="center"/>
             </w:pPr>
             <w:r>
               <w:rPr>
@@ -5448,8 +6326,8 @@
         <w:t xml:space="preserve"> + 4OH⁻ + 6H₂O</w:t>
       </w:r>
     </w:p>
-    <w:bookmarkEnd w:id="34"/>
-    <w:bookmarkStart w:id="38" w:name="铜的冶炼"/>
+    <w:bookmarkEnd w:id="43"/>
+    <w:bookmarkStart w:id="47" w:name="铜的冶炼"/>
     <w:p>
       <w:pPr>
         <w:pStyle w:val="Heading3"/>
@@ -5464,7 +6342,7 @@
         <w:t xml:space="preserve">铜的冶炼</w:t>
       </w:r>
     </w:p>
-    <w:bookmarkStart w:id="35" w:name="火法炼铜"/>
+    <w:bookmarkStart w:id="44" w:name="火法炼铜"/>
     <w:p>
       <w:pPr>
         <w:pStyle w:val="Heading4"/>
@@ -5566,8 +6444,8 @@
         <w:t xml:space="preserve">SO₂↑（冰铜吹炼）</w:t>
       </w:r>
     </w:p>
-    <w:bookmarkEnd w:id="35"/>
-    <w:bookmarkStart w:id="36" w:name="湿法炼铜"/>
+    <w:bookmarkEnd w:id="44"/>
+    <w:bookmarkStart w:id="45" w:name="湿法炼铜"/>
     <w:p>
       <w:pPr>
         <w:pStyle w:val="Heading4"/>
@@ -5593,8 +6471,8 @@
         <w:t xml:space="preserve">Cu↓（铁置换铜）</w:t>
       </w:r>
     </w:p>
-    <w:bookmarkEnd w:id="36"/>
-    <w:bookmarkStart w:id="37" w:name="印刷电路板蚀刻"/>
+    <w:bookmarkEnd w:id="45"/>
+    <w:bookmarkStart w:id="46" w:name="印刷电路板蚀刻"/>
     <w:p>
       <w:pPr>
         <w:pStyle w:val="Heading4"/>
@@ -5662,10 +6540,10 @@
         </w:pict>
       </w:r>
     </w:p>
-    <w:bookmarkEnd w:id="37"/>
-    <w:bookmarkEnd w:id="38"/>
-    <w:bookmarkEnd w:id="39"/>
-    <w:bookmarkStart w:id="45" w:name="五锌zn"/>
+    <w:bookmarkEnd w:id="46"/>
+    <w:bookmarkEnd w:id="47"/>
+    <w:bookmarkEnd w:id="48"/>
+    <w:bookmarkStart w:id="54" w:name="五锌zn"/>
     <w:p>
       <w:pPr>
         <w:pStyle w:val="Heading2"/>
@@ -5677,7 +6555,7 @@
         <w:t xml:space="preserve">五、锌（Zn）</w:t>
       </w:r>
     </w:p>
-    <w:bookmarkStart w:id="40" w:name="电子构型与常见氧化态-4"/>
+    <w:bookmarkStart w:id="49" w:name="电子构型与常见氧化态-4"/>
     <w:p>
       <w:pPr>
         <w:pStyle w:val="Heading3"/>
@@ -5764,8 +6642,8 @@
         <w:t xml:space="preserve">跃迁）</w:t>
       </w:r>
     </w:p>
-    <w:bookmarkEnd w:id="40"/>
-    <w:bookmarkStart w:id="41" w:name="zn²-的两性"/>
+    <w:bookmarkEnd w:id="49"/>
+    <w:bookmarkStart w:id="50" w:name="zn²-的两性"/>
     <w:p>
       <w:pPr>
         <w:pStyle w:val="Heading3"/>
@@ -5904,8 +6782,8 @@
         <w:t xml:space="preserve">Zn + 2NaOH + 2H₂O → Na₂[Zn(OH)₄] + H₂↑</w:t>
       </w:r>
     </w:p>
-    <w:bookmarkEnd w:id="41"/>
-    <w:bookmarkStart w:id="42" w:name="zn-的腐蚀防护牺牲阳极"/>
+    <w:bookmarkEnd w:id="50"/>
+    <w:bookmarkStart w:id="51" w:name="zn-的腐蚀防护牺牲阳极"/>
     <w:p>
       <w:pPr>
         <w:pStyle w:val="Heading3"/>
@@ -6041,8 +6919,8 @@
         <w:t xml:space="preserve"> Fe</w:t>
       </w:r>
     </w:p>
-    <w:bookmarkEnd w:id="42"/>
-    <w:bookmarkStart w:id="43" w:name="zn-族-vs-碱土金属对比"/>
+    <w:bookmarkEnd w:id="51"/>
+    <w:bookmarkStart w:id="52" w:name="zn-族-vs-碱土金属对比"/>
     <w:p>
       <w:pPr>
         <w:pStyle w:val="Heading3"/>
@@ -6086,7 +6964,7 @@
           <w:p>
             <w:pPr>
               <w:pStyle w:val="Compact"/>
-              <w:jc w:val="left"/>
+              <w:jc w:val="center"/>
             </w:pPr>
             <w:r>
               <w:rPr>
@@ -6102,7 +6980,7 @@
           <w:p>
             <w:pPr>
               <w:pStyle w:val="Compact"/>
-              <w:jc w:val="left"/>
+              <w:jc w:val="center"/>
             </w:pPr>
             <w:r>
               <w:rPr>
@@ -6125,7 +7003,7 @@
           <w:p>
             <w:pPr>
               <w:pStyle w:val="Compact"/>
-              <w:jc w:val="left"/>
+              <w:jc w:val="center"/>
             </w:pPr>
             <w:r>
               <w:rPr>
@@ -6150,7 +7028,7 @@
           <w:p>
             <w:pPr>
               <w:pStyle w:val="Compact"/>
-              <w:jc w:val="left"/>
+              <w:jc w:val="center"/>
             </w:pPr>
             <w:r>
               <w:rPr>
@@ -6165,7 +7043,7 @@
           <w:p>
             <w:pPr>
               <w:pStyle w:val="Compact"/>
-              <w:jc w:val="left"/>
+              <w:jc w:val="center"/>
             </w:pPr>
             <w:r>
               <w:rPr>
@@ -6180,7 +7058,7 @@
           <w:p>
             <w:pPr>
               <w:pStyle w:val="Compact"/>
-              <w:jc w:val="left"/>
+              <w:jc w:val="center"/>
             </w:pPr>
             <w:r>
               <w:rPr>
@@ -6197,7 +7075,7 @@
           <w:p>
             <w:pPr>
               <w:pStyle w:val="Compact"/>
-              <w:jc w:val="left"/>
+              <w:jc w:val="center"/>
             </w:pPr>
             <w:r>
               <w:rPr>
@@ -6212,7 +7090,7 @@
           <w:p>
             <w:pPr>
               <w:pStyle w:val="Compact"/>
-              <w:jc w:val="left"/>
+              <w:jc w:val="center"/>
             </w:pPr>
             <w:r>
               <w:rPr>
@@ -6247,7 +7125,7 @@
           <w:p>
             <w:pPr>
               <w:pStyle w:val="Compact"/>
-              <w:jc w:val="left"/>
+              <w:jc w:val="center"/>
             </w:pPr>
             <w:r>
               <w:rPr>
@@ -6276,7 +7154,7 @@
           <w:p>
             <w:pPr>
               <w:pStyle w:val="Compact"/>
-              <w:jc w:val="left"/>
+              <w:jc w:val="center"/>
             </w:pPr>
             <w:r>
               <w:rPr>
@@ -6291,7 +7169,7 @@
           <w:p>
             <w:pPr>
               <w:pStyle w:val="Compact"/>
-              <w:jc w:val="left"/>
+              <w:jc w:val="center"/>
             </w:pPr>
             <w:r>
               <w:rPr>
@@ -6306,7 +7184,7 @@
           <w:p>
             <w:pPr>
               <w:pStyle w:val="Compact"/>
-              <w:jc w:val="left"/>
+              <w:jc w:val="center"/>
             </w:pPr>
             <w:r>
               <w:rPr>
@@ -6323,7 +7201,7 @@
           <w:p>
             <w:pPr>
               <w:pStyle w:val="Compact"/>
-              <w:jc w:val="left"/>
+              <w:jc w:val="center"/>
             </w:pPr>
             <w:r>
               <w:rPr>
@@ -6338,7 +7216,7 @@
           <w:p>
             <w:pPr>
               <w:pStyle w:val="Compact"/>
-              <w:jc w:val="left"/>
+              <w:jc w:val="center"/>
             </w:pPr>
             <w:r>
               <w:rPr>
@@ -6383,7 +7261,7 @@
           <w:p>
             <w:pPr>
               <w:pStyle w:val="Compact"/>
-              <w:jc w:val="left"/>
+              <w:jc w:val="center"/>
             </w:pPr>
             <w:r>
               <w:rPr>
@@ -6400,7 +7278,7 @@
           <w:p>
             <w:pPr>
               <w:pStyle w:val="Compact"/>
-              <w:jc w:val="left"/>
+              <w:jc w:val="center"/>
             </w:pPr>
             <w:r>
               <w:rPr>
@@ -6415,7 +7293,7 @@
           <w:p>
             <w:pPr>
               <w:pStyle w:val="Compact"/>
-              <w:jc w:val="left"/>
+              <w:jc w:val="center"/>
             </w:pPr>
             <w:r>
               <w:rPr>
@@ -6436,7 +7314,7 @@
           <w:p>
             <w:pPr>
               <w:pStyle w:val="Compact"/>
-              <w:jc w:val="left"/>
+              <w:jc w:val="center"/>
             </w:pPr>
             <w:r>
               <w:rPr>
@@ -6459,7 +7337,7 @@
           <w:p>
             <w:pPr>
               <w:pStyle w:val="Compact"/>
-              <w:jc w:val="left"/>
+              <w:jc w:val="center"/>
             </w:pPr>
             <w:r>
               <w:rPr>
@@ -6474,7 +7352,7 @@
           <w:p>
             <w:pPr>
               <w:pStyle w:val="Compact"/>
-              <w:jc w:val="left"/>
+              <w:jc w:val="center"/>
             </w:pPr>
             <w:r>
               <w:rPr>
@@ -6497,7 +7375,7 @@
           <w:p>
             <w:pPr>
               <w:pStyle w:val="Compact"/>
-              <w:jc w:val="left"/>
+              <w:jc w:val="center"/>
             </w:pPr>
             <w:r>
               <w:rPr>
@@ -6509,8 +7387,8 @@
         </w:tc>
       </w:tr>
     </w:tbl>
-    <w:bookmarkEnd w:id="43"/>
-    <w:bookmarkStart w:id="44" w:name="锌的重要化合物"/>
+    <w:bookmarkEnd w:id="52"/>
+    <w:bookmarkStart w:id="53" w:name="锌的重要化合物"/>
     <w:p>
       <w:pPr>
         <w:pStyle w:val="Heading3"/>
@@ -6545,7 +7423,7 @@
           <w:p>
             <w:pPr>
               <w:pStyle w:val="Compact"/>
-              <w:jc w:val="left"/>
+              <w:jc w:val="center"/>
             </w:pPr>
             <w:r>
               <w:rPr>
@@ -6577,7 +7455,7 @@
           <w:p>
             <w:pPr>
               <w:pStyle w:val="Compact"/>
-              <w:jc w:val="left"/>
+              <w:jc w:val="center"/>
             </w:pPr>
             <w:r>
               <w:rPr>
@@ -6595,7 +7473,7 @@
           <w:p>
             <w:pPr>
               <w:pStyle w:val="Compact"/>
-              <w:jc w:val="left"/>
+              <w:jc w:val="center"/>
             </w:pPr>
             <w:r>
               <w:rPr>
@@ -6625,7 +7503,7 @@
           <w:p>
             <w:pPr>
               <w:pStyle w:val="Compact"/>
-              <w:jc w:val="left"/>
+              <w:jc w:val="center"/>
             </w:pPr>
             <w:r>
               <w:rPr>
@@ -6642,7 +7520,7 @@
           <w:p>
             <w:pPr>
               <w:pStyle w:val="Compact"/>
-              <w:jc w:val="left"/>
+              <w:jc w:val="center"/>
             </w:pPr>
             <w:r>
               <w:rPr>
@@ -6672,7 +7550,7 @@
           <w:p>
             <w:pPr>
               <w:pStyle w:val="Compact"/>
-              <w:jc w:val="left"/>
+              <w:jc w:val="center"/>
             </w:pPr>
             <w:r>
               <w:rPr>
@@ -6689,7 +7567,7 @@
           <w:p>
             <w:pPr>
               <w:pStyle w:val="Compact"/>
-              <w:jc w:val="left"/>
+              <w:jc w:val="center"/>
             </w:pPr>
             <w:r>
               <w:rPr>
@@ -6719,7 +7597,7 @@
           <w:p>
             <w:pPr>
               <w:pStyle w:val="Compact"/>
-              <w:jc w:val="left"/>
+              <w:jc w:val="center"/>
             </w:pPr>
             <w:r>
               <w:rPr>
@@ -6748,7 +7626,7 @@
           <w:p>
             <w:pPr>
               <w:pStyle w:val="Compact"/>
-              <w:jc w:val="left"/>
+              <w:jc w:val="center"/>
             </w:pPr>
             <w:r>
               <w:rPr>
@@ -6778,7 +7656,7 @@
           <w:p>
             <w:pPr>
               <w:pStyle w:val="Compact"/>
-              <w:jc w:val="left"/>
+              <w:jc w:val="center"/>
             </w:pPr>
             <w:r>
               <w:rPr>
@@ -6797,9 +7675,9 @@
         </w:pict>
       </w:r>
     </w:p>
-    <w:bookmarkEnd w:id="44"/>
-    <w:bookmarkEnd w:id="45"/>
-    <w:bookmarkStart w:id="49" w:name="六元素对比速查"/>
+    <w:bookmarkEnd w:id="53"/>
+    <w:bookmarkEnd w:id="54"/>
+    <w:bookmarkStart w:id="58" w:name="六元素对比速查"/>
     <w:p>
       <w:pPr>
         <w:pStyle w:val="Heading2"/>
@@ -6811,7 +7689,7 @@
         <w:t xml:space="preserve">六、元素对比速查</w:t>
       </w:r>
     </w:p>
-    <w:bookmarkStart w:id="46" w:name="feconicuzn-横向对比"/>
+    <w:bookmarkStart w:id="55" w:name="feconicuzn-横向对比"/>
     <w:p>
       <w:pPr>
         <w:pStyle w:val="Heading3"/>
@@ -6850,7 +7728,7 @@
           <w:p>
             <w:pPr>
               <w:pStyle w:val="Compact"/>
-              <w:jc w:val="left"/>
+              <w:jc w:val="center"/>
             </w:pPr>
             <w:r>
               <w:rPr>
@@ -6948,7 +7826,7 @@
           <w:p>
             <w:pPr>
               <w:pStyle w:val="Compact"/>
-              <w:jc w:val="left"/>
+              <w:jc w:val="center"/>
             </w:pPr>
             <w:r>
               <w:rPr>
@@ -7040,7 +7918,7 @@
           <w:p>
             <w:pPr>
               <w:pStyle w:val="Compact"/>
-              <w:jc w:val="left"/>
+              <w:jc w:val="center"/>
             </w:pPr>
             <w:r>
               <w:rPr>
@@ -7132,7 +8010,7 @@
           <w:p>
             <w:pPr>
               <w:pStyle w:val="Compact"/>
-              <w:jc w:val="left"/>
+              <w:jc w:val="center"/>
             </w:pPr>
             <w:r>
               <w:rPr>
@@ -7230,7 +8108,7 @@
           <w:p>
             <w:pPr>
               <w:pStyle w:val="Compact"/>
-              <w:jc w:val="left"/>
+              <w:jc w:val="center"/>
             </w:pPr>
             <w:r>
               <w:rPr>
@@ -7322,7 +8200,7 @@
           <w:p>
             <w:pPr>
               <w:pStyle w:val="Compact"/>
-              <w:jc w:val="left"/>
+              <w:jc w:val="center"/>
             </w:pPr>
             <w:r>
               <w:rPr>
@@ -7414,7 +8292,7 @@
           <w:p>
             <w:pPr>
               <w:pStyle w:val="Compact"/>
-              <w:jc w:val="left"/>
+              <w:jc w:val="center"/>
             </w:pPr>
             <w:r>
               <w:rPr>
@@ -7506,7 +8384,7 @@
           <w:p>
             <w:pPr>
               <w:pStyle w:val="Compact"/>
-              <w:jc w:val="left"/>
+              <w:jc w:val="center"/>
             </w:pPr>
             <w:r>
               <w:rPr>
@@ -7593,8 +8471,8 @@
         </w:tc>
       </w:tr>
     </w:tbl>
-    <w:bookmarkEnd w:id="46"/>
-    <w:bookmarkStart w:id="47" w:name="颜色速查表"/>
+    <w:bookmarkEnd w:id="55"/>
+    <w:bookmarkStart w:id="56" w:name="颜色速查表"/>
     <w:p>
       <w:pPr>
         <w:pStyle w:val="Heading3"/>
@@ -7644,7 +8522,7 @@
           <w:p>
             <w:pPr>
               <w:pStyle w:val="Compact"/>
-              <w:jc w:val="left"/>
+              <w:jc w:val="center"/>
             </w:pPr>
             <w:r>
               <w:rPr>
@@ -7677,7 +8555,7 @@
           <w:p>
             <w:pPr>
               <w:pStyle w:val="Compact"/>
-              <w:jc w:val="left"/>
+              <w:jc w:val="center"/>
             </w:pPr>
             <w:r>
               <w:rPr>
@@ -7709,7 +8587,7 @@
           <w:p>
             <w:pPr>
               <w:pStyle w:val="Compact"/>
-              <w:jc w:val="left"/>
+              <w:jc w:val="center"/>
             </w:pPr>
             <w:r>
               <w:rPr>
@@ -7741,7 +8619,7 @@
           <w:p>
             <w:pPr>
               <w:pStyle w:val="Compact"/>
-              <w:jc w:val="left"/>
+              <w:jc w:val="center"/>
             </w:pPr>
             <w:r>
               <w:rPr>
@@ -7773,7 +8651,7 @@
           <w:p>
             <w:pPr>
               <w:pStyle w:val="Compact"/>
-              <w:jc w:val="left"/>
+              <w:jc w:val="center"/>
             </w:pPr>
             <w:r>
               <w:rPr>
@@ -7805,7 +8683,7 @@
           <w:p>
             <w:pPr>
               <w:pStyle w:val="Compact"/>
-              <w:jc w:val="left"/>
+              <w:jc w:val="center"/>
             </w:pPr>
             <w:r>
               <w:rPr>
@@ -7837,7 +8715,7 @@
           <w:p>
             <w:pPr>
               <w:pStyle w:val="Compact"/>
-              <w:jc w:val="left"/>
+              <w:jc w:val="center"/>
             </w:pPr>
             <w:r>
               <w:rPr>
@@ -7869,7 +8747,7 @@
           <w:p>
             <w:pPr>
               <w:pStyle w:val="Compact"/>
-              <w:jc w:val="left"/>
+              <w:jc w:val="center"/>
             </w:pPr>
             <w:r>
               <w:rPr>
@@ -7901,7 +8779,7 @@
           <w:p>
             <w:pPr>
               <w:pStyle w:val="Compact"/>
-              <w:jc w:val="left"/>
+              <w:jc w:val="center"/>
             </w:pPr>
             <w:r>
               <w:rPr>
@@ -7933,7 +8811,7 @@
           <w:p>
             <w:pPr>
               <w:pStyle w:val="Compact"/>
-              <w:jc w:val="left"/>
+              <w:jc w:val="center"/>
             </w:pPr>
             <w:r>
               <w:rPr>
@@ -7965,7 +8843,7 @@
           <w:p>
             <w:pPr>
               <w:pStyle w:val="Compact"/>
-              <w:jc w:val="left"/>
+              <w:jc w:val="center"/>
             </w:pPr>
             <w:r>
               <w:rPr>
@@ -7997,7 +8875,7 @@
           <w:p>
             <w:pPr>
               <w:pStyle w:val="Compact"/>
-              <w:jc w:val="left"/>
+              <w:jc w:val="center"/>
             </w:pPr>
             <w:r>
               <w:rPr>
@@ -8009,8 +8887,8 @@
         </w:tc>
       </w:tr>
     </w:tbl>
-    <w:bookmarkEnd w:id="47"/>
-    <w:bookmarkStart w:id="48" w:name="常见氧化还原反应速查"/>
+    <w:bookmarkEnd w:id="56"/>
+    <w:bookmarkStart w:id="57" w:name="常见氧化还原反应速查"/>
     <w:p>
       <w:pPr>
         <w:pStyle w:val="Heading3"/>
@@ -8044,7 +8922,7 @@
           <w:p>
             <w:pPr>
               <w:pStyle w:val="Compact"/>
-              <w:jc w:val="left"/>
+              <w:jc w:val="center"/>
             </w:pPr>
             <w:r>
               <w:rPr>
@@ -8060,7 +8938,7 @@
           <w:p>
             <w:pPr>
               <w:pStyle w:val="Compact"/>
-              <w:jc w:val="left"/>
+              <w:jc w:val="center"/>
             </w:pPr>
             <w:r>
               <w:rPr>
@@ -8078,7 +8956,7 @@
           <w:p>
             <w:pPr>
               <w:pStyle w:val="Compact"/>
-              <w:jc w:val="left"/>
+              <w:jc w:val="center"/>
             </w:pPr>
             <w:r>
               <w:rPr>
@@ -8093,7 +8971,7 @@
           <w:p>
             <w:pPr>
               <w:pStyle w:val="Compact"/>
-              <w:jc w:val="left"/>
+              <w:jc w:val="center"/>
             </w:pPr>
             <w:r>
               <w:rPr>
@@ -8110,7 +8988,7 @@
           <w:p>
             <w:pPr>
               <w:pStyle w:val="Compact"/>
-              <w:jc w:val="left"/>
+              <w:jc w:val="center"/>
             </w:pPr>
             <w:r>
               <w:rPr>
@@ -8125,7 +9003,7 @@
           <w:p>
             <w:pPr>
               <w:pStyle w:val="Compact"/>
-              <w:jc w:val="left"/>
+              <w:jc w:val="center"/>
             </w:pPr>
             <w:r>
               <w:rPr>
@@ -8148,7 +9026,7 @@
           <w:p>
             <w:pPr>
               <w:pStyle w:val="Compact"/>
-              <w:jc w:val="left"/>
+              <w:jc w:val="center"/>
             </w:pPr>
             <w:r>
               <w:rPr>
@@ -8163,7 +9041,7 @@
           <w:p>
             <w:pPr>
               <w:pStyle w:val="Compact"/>
-              <w:jc w:val="left"/>
+              <w:jc w:val="center"/>
             </w:pPr>
             <w:r>
               <w:rPr>
@@ -8186,7 +9064,7 @@
           <w:p>
             <w:pPr>
               <w:pStyle w:val="Compact"/>
-              <w:jc w:val="left"/>
+              <w:jc w:val="center"/>
             </w:pPr>
             <w:r>
               <w:rPr>
@@ -8201,7 +9079,7 @@
           <w:p>
             <w:pPr>
               <w:pStyle w:val="Compact"/>
-              <w:jc w:val="left"/>
+              <w:jc w:val="center"/>
             </w:pPr>
             <w:r>
               <w:rPr>
@@ -8224,7 +9102,7 @@
           <w:p>
             <w:pPr>
               <w:pStyle w:val="Compact"/>
-              <w:jc w:val="left"/>
+              <w:jc w:val="center"/>
             </w:pPr>
             <w:r>
               <w:rPr>
@@ -8251,7 +9129,7 @@
           <w:p>
             <w:pPr>
               <w:pStyle w:val="Compact"/>
-              <w:jc w:val="left"/>
+              <w:jc w:val="center"/>
             </w:pPr>
             <w:r>
               <w:rPr>
@@ -8274,7 +9152,7 @@
           <w:p>
             <w:pPr>
               <w:pStyle w:val="Compact"/>
-              <w:jc w:val="left"/>
+              <w:jc w:val="center"/>
             </w:pPr>
             <w:r>
               <w:rPr>
@@ -8289,7 +9167,7 @@
           <w:p>
             <w:pPr>
               <w:pStyle w:val="Compact"/>
-              <w:jc w:val="left"/>
+              <w:jc w:val="center"/>
             </w:pPr>
             <w:r>
               <w:rPr>
@@ -8306,7 +9184,7 @@
           <w:p>
             <w:pPr>
               <w:pStyle w:val="Compact"/>
-              <w:jc w:val="left"/>
+              <w:jc w:val="center"/>
             </w:pPr>
             <w:r>
               <w:rPr>
@@ -8321,7 +9199,7 @@
           <w:p>
             <w:pPr>
               <w:pStyle w:val="Compact"/>
-              <w:jc w:val="left"/>
+              <w:jc w:val="center"/>
             </w:pPr>
             <w:r>
               <w:rPr>
@@ -8340,9 +9218,9 @@
         </w:pict>
       </w:r>
     </w:p>
-    <w:bookmarkEnd w:id="48"/>
-    <w:bookmarkEnd w:id="49"/>
-    <w:bookmarkStart w:id="55" w:name="七典型例题"/>
+    <w:bookmarkEnd w:id="57"/>
+    <w:bookmarkEnd w:id="58"/>
+    <w:bookmarkStart w:id="64" w:name="七典型例题"/>
     <w:p>
       <w:pPr>
         <w:pStyle w:val="Heading2"/>
@@ -8354,7 +9232,7 @@
         <w:t xml:space="preserve">七、典型例题</w:t>
       </w:r>
     </w:p>
-    <w:bookmarkStart w:id="50" w:name="例1-fe³-氧化性的电极电势判断"/>
+    <w:bookmarkStart w:id="59" w:name="例1-fe³-氧化性的电极电势判断"/>
     <w:p>
       <w:pPr>
         <w:pStyle w:val="Heading3"/>
@@ -8544,8 +9422,8 @@
         <w:t xml:space="preserve">不能氧化</w:t>
       </w:r>
     </w:p>
-    <w:bookmarkEnd w:id="50"/>
-    <w:bookmarkStart w:id="51" w:name="例2-普鲁士蓝的生成与结构"/>
+    <w:bookmarkEnd w:id="59"/>
+    <w:bookmarkStart w:id="60" w:name="例2-普鲁士蓝的生成与结构"/>
     <w:p>
       <w:pPr>
         <w:pStyle w:val="Heading3"/>
@@ -8712,8 +9590,8 @@
         <w:t xml:space="preserve">的价态和配位方式完全相同。</w:t>
       </w:r>
     </w:p>
-    <w:bookmarkEnd w:id="51"/>
-    <w:bookmarkStart w:id="52" w:name="例3-co³-的配合物稳定化"/>
+    <w:bookmarkEnd w:id="60"/>
+    <w:bookmarkStart w:id="61" w:name="例3-co³-的配合物稳定化"/>
     <w:p>
       <w:pPr>
         <w:pStyle w:val="Heading3"/>
@@ -8938,8 +9816,8 @@
         <w:t xml:space="preserve">：配合物可彻底改变过渡金属的价态稳定性。</w:t>
       </w:r>
     </w:p>
-    <w:bookmarkEnd w:id="52"/>
-    <w:bookmarkStart w:id="53" w:name="例4-cu-歧化平衡"/>
+    <w:bookmarkEnd w:id="61"/>
+    <w:bookmarkStart w:id="62" w:name="例4-cu-歧化平衡"/>
     <w:p>
       <w:pPr>
         <w:pStyle w:val="Heading3"/>
@@ -9225,8 +10103,8 @@
         <w:t xml:space="preserve">被”冻结”在沉淀中。</w:t>
       </w:r>
     </w:p>
-    <w:bookmarkEnd w:id="53"/>
-    <w:bookmarkStart w:id="54" w:name="例5-颜色信号推断"/>
+    <w:bookmarkEnd w:id="62"/>
+    <w:bookmarkStart w:id="63" w:name="例5-颜色信号推断"/>
     <w:p>
       <w:pPr>
         <w:pStyle w:val="Heading3"/>
@@ -9330,7 +10208,7 @@
           <w:p>
             <w:pPr>
               <w:pStyle w:val="Compact"/>
-              <w:jc w:val="left"/>
+              <w:jc w:val="center"/>
             </w:pPr>
             <w:r>
               <w:rPr>
@@ -9346,7 +10224,7 @@
           <w:p>
             <w:pPr>
               <w:pStyle w:val="Compact"/>
-              <w:jc w:val="left"/>
+              <w:jc w:val="center"/>
             </w:pPr>
             <w:r>
               <w:rPr>
@@ -9379,7 +10257,7 @@
           <w:p>
             <w:pPr>
               <w:pStyle w:val="Compact"/>
-              <w:jc w:val="left"/>
+              <w:jc w:val="center"/>
             </w:pPr>
             <w:r>
               <w:rPr>
@@ -9394,7 +10272,7 @@
           <w:p>
             <w:pPr>
               <w:pStyle w:val="Compact"/>
-              <w:jc w:val="left"/>
+              <w:jc w:val="center"/>
             </w:pPr>
             <w:r>
               <w:rPr>
@@ -9456,7 +10334,7 @@
           <w:p>
             <w:pPr>
               <w:pStyle w:val="Compact"/>
-              <w:jc w:val="left"/>
+              <w:jc w:val="center"/>
             </w:pPr>
             <w:r>
               <w:rPr>
@@ -9477,7 +10355,7 @@
           <w:p>
             <w:pPr>
               <w:pStyle w:val="Compact"/>
-              <w:jc w:val="left"/>
+              <w:jc w:val="center"/>
             </w:pPr>
             <w:r>
               <w:rPr>
@@ -9515,7 +10393,7 @@
           <w:p>
             <w:pPr>
               <w:pStyle w:val="Compact"/>
-              <w:jc w:val="left"/>
+              <w:jc w:val="center"/>
             </w:pPr>
             <w:r>
               <w:rPr>
@@ -9554,7 +10432,7 @@
           <w:p>
             <w:pPr>
               <w:pStyle w:val="Compact"/>
-              <w:jc w:val="left"/>
+              <w:jc w:val="center"/>
             </w:pPr>
             <w:r>
               <w:rPr>
@@ -9592,7 +10470,7 @@
           <w:p>
             <w:pPr>
               <w:pStyle w:val="Compact"/>
-              <w:jc w:val="left"/>
+              <w:jc w:val="center"/>
             </w:pPr>
             <w:r>
               <w:rPr>
@@ -9607,7 +10485,7 @@
           <w:p>
             <w:pPr>
               <w:pStyle w:val="Compact"/>
-              <w:jc w:val="left"/>
+              <w:jc w:val="center"/>
             </w:pPr>
             <w:r>
               <w:rPr>
@@ -9638,9 +10516,9 @@
         </w:pict>
       </w:r>
     </w:p>
-    <w:bookmarkEnd w:id="54"/>
-    <w:bookmarkEnd w:id="55"/>
-    <w:bookmarkStart w:id="56" w:name="八常见误区"/>
+    <w:bookmarkEnd w:id="63"/>
+    <w:bookmarkEnd w:id="64"/>
+    <w:bookmarkStart w:id="65" w:name="八常见误区"/>
     <w:p>
       <w:pPr>
         <w:pStyle w:val="Heading2"/>
@@ -9689,7 +10567,7 @@
           <w:p>
             <w:pPr>
               <w:pStyle w:val="Compact"/>
-              <w:jc w:val="left"/>
+              <w:jc w:val="center"/>
             </w:pPr>
             <w:r>
               <w:rPr>
@@ -9705,7 +10583,7 @@
           <w:p>
             <w:pPr>
               <w:pStyle w:val="Compact"/>
-              <w:jc w:val="left"/>
+              <w:jc w:val="center"/>
             </w:pPr>
             <w:r>
               <w:rPr>
@@ -9738,7 +10616,7 @@
           <w:p>
             <w:pPr>
               <w:pStyle w:val="Compact"/>
-              <w:jc w:val="left"/>
+              <w:jc w:val="center"/>
             </w:pPr>
             <w:r>
               <w:rPr>
@@ -9759,7 +10637,7 @@
           <w:p>
             <w:pPr>
               <w:pStyle w:val="Compact"/>
-              <w:jc w:val="left"/>
+              <w:jc w:val="center"/>
             </w:pPr>
             <w:r>
               <w:rPr>
@@ -9829,7 +10707,7 @@
           <w:p>
             <w:pPr>
               <w:pStyle w:val="Compact"/>
-              <w:jc w:val="left"/>
+              <w:jc w:val="center"/>
             </w:pPr>
             <w:r>
               <w:rPr>
@@ -9850,7 +10728,7 @@
           <w:p>
             <w:pPr>
               <w:pStyle w:val="Compact"/>
-              <w:jc w:val="left"/>
+              <w:jc w:val="center"/>
             </w:pPr>
             <w:r>
               <w:rPr>
@@ -9900,7 +10778,7 @@
           <w:p>
             <w:pPr>
               <w:pStyle w:val="Compact"/>
-              <w:jc w:val="left"/>
+              <w:jc w:val="center"/>
             </w:pPr>
             <w:r>
               <w:rPr>
@@ -9915,7 +10793,7 @@
           <w:p>
             <w:pPr>
               <w:pStyle w:val="Compact"/>
-              <w:jc w:val="left"/>
+              <w:jc w:val="center"/>
             </w:pPr>
             <w:r>
               <w:rPr>
@@ -9947,7 +10825,7 @@
           <w:p>
             <w:pPr>
               <w:pStyle w:val="Compact"/>
-              <w:jc w:val="left"/>
+              <w:jc w:val="center"/>
             </w:pPr>
             <w:r>
               <w:rPr>
@@ -9968,7 +10846,7 @@
           <w:p>
             <w:pPr>
               <w:pStyle w:val="Compact"/>
-              <w:jc w:val="left"/>
+              <w:jc w:val="center"/>
             </w:pPr>
             <w:r>
               <w:rPr>
@@ -10024,7 +10902,7 @@
           <w:p>
             <w:pPr>
               <w:pStyle w:val="Compact"/>
-              <w:jc w:val="left"/>
+              <w:jc w:val="center"/>
             </w:pPr>
             <w:r>
               <w:rPr>
@@ -10045,7 +10923,7 @@
           <w:p>
             <w:pPr>
               <w:pStyle w:val="Compact"/>
-              <w:jc w:val="left"/>
+              <w:jc w:val="center"/>
             </w:pPr>
             <w:r>
               <w:rPr>
@@ -10083,7 +10961,7 @@
           <w:p>
             <w:pPr>
               <w:pStyle w:val="Compact"/>
-              <w:jc w:val="left"/>
+              <w:jc w:val="center"/>
             </w:pPr>
             <w:r>
               <w:rPr>
@@ -10104,7 +10982,7 @@
           <w:p>
             <w:pPr>
               <w:pStyle w:val="Compact"/>
-              <w:jc w:val="left"/>
+              <w:jc w:val="center"/>
             </w:pPr>
             <w:r>
               <w:rPr>
@@ -10168,7 +11046,7 @@
           <w:p>
             <w:pPr>
               <w:pStyle w:val="Compact"/>
-              <w:jc w:val="left"/>
+              <w:jc w:val="center"/>
             </w:pPr>
             <w:r>
               <w:rPr>
@@ -10189,7 +11067,7 @@
           <w:p>
             <w:pPr>
               <w:pStyle w:val="Compact"/>
-              <w:jc w:val="left"/>
+              <w:jc w:val="center"/>
             </w:pPr>
             <w:r>
               <w:rPr>
@@ -10245,7 +11123,7 @@
           <w:p>
             <w:pPr>
               <w:pStyle w:val="Compact"/>
-              <w:jc w:val="left"/>
+              <w:jc w:val="center"/>
             </w:pPr>
             <w:r>
               <w:rPr>
@@ -10278,7 +11156,7 @@
           <w:p>
             <w:pPr>
               <w:pStyle w:val="Compact"/>
-              <w:jc w:val="left"/>
+              <w:jc w:val="center"/>
             </w:pPr>
             <w:r>
               <w:rPr>
@@ -10342,7 +11220,7 @@
           <w:p>
             <w:pPr>
               <w:pStyle w:val="Compact"/>
-              <w:jc w:val="left"/>
+              <w:jc w:val="center"/>
             </w:pPr>
             <w:r>
               <w:rPr>
@@ -10357,7 +11235,7 @@
           <w:p>
             <w:pPr>
               <w:pStyle w:val="Compact"/>
-              <w:jc w:val="left"/>
+              <w:jc w:val="center"/>
             </w:pPr>
             <w:r>
               <w:rPr>
@@ -10389,7 +11267,7 @@
           <w:p>
             <w:pPr>
               <w:pStyle w:val="Compact"/>
-              <w:jc w:val="left"/>
+              <w:jc w:val="center"/>
             </w:pPr>
             <w:r>
               <w:rPr>
@@ -10404,7 +11282,7 @@
           <w:p>
             <w:pPr>
               <w:pStyle w:val="Compact"/>
-              <w:jc w:val="left"/>
+              <w:jc w:val="center"/>
             </w:pPr>
             <w:r>
               <w:rPr>
@@ -10437,8 +11315,8 @@
         </w:pict>
       </w:r>
     </w:p>
-    <w:bookmarkEnd w:id="56"/>
-    <w:bookmarkStart w:id="60" w:name="九课后自检"/>
+    <w:bookmarkEnd w:id="65"/>
+    <w:bookmarkStart w:id="69" w:name="九课后自检"/>
     <w:p>
       <w:pPr>
         <w:pStyle w:val="Heading2"/>
@@ -10450,7 +11328,7 @@
         <w:t xml:space="preserve">九、课后自检</w:t>
       </w:r>
     </w:p>
-    <w:bookmarkStart w:id="57" w:name="必做题"/>
+    <w:bookmarkStart w:id="66" w:name="必做题"/>
     <w:p>
       <w:pPr>
         <w:pStyle w:val="Heading3"/>
@@ -10666,8 +11544,8 @@
         <w:t xml:space="preserve">与丁二酮肟的反应现象和条件。</w:t>
       </w:r>
     </w:p>
-    <w:bookmarkEnd w:id="57"/>
-    <w:bookmarkStart w:id="58" w:name="选做题"/>
+    <w:bookmarkEnd w:id="66"/>
+    <w:bookmarkStart w:id="67" w:name="选做题"/>
     <w:p>
       <w:pPr>
         <w:pStyle w:val="Heading3"/>
@@ -10778,8 +11656,8 @@
         <w:t xml:space="preserve">的还原性递变，从标准电极电势角度分析。</w:t>
       </w:r>
     </w:p>
-    <w:bookmarkEnd w:id="58"/>
-    <w:bookmarkStart w:id="59" w:name="参考答案"/>
+    <w:bookmarkEnd w:id="67"/>
+    <w:bookmarkStart w:id="68" w:name="参考答案"/>
     <w:p>
       <w:pPr>
         <w:pStyle w:val="Heading3"/>
@@ -11009,9 +11887,9 @@
         <w:t xml:space="preserve">的递变一致。</w:t>
       </w:r>
     </w:p>
-    <w:bookmarkEnd w:id="59"/>
-    <w:bookmarkEnd w:id="60"/>
-    <w:bookmarkEnd w:id="61"/>
+    <w:bookmarkEnd w:id="68"/>
+    <w:bookmarkEnd w:id="69"/>
+    <w:bookmarkEnd w:id="70"/>
     <w:sectPr>
       <w:footerReference w:type="default" r:id="rId9"/>
       <w:footnotePr>
